--- a/Sum_of_Number/src/main/java/Interview_Question_prepa/Java_Interview_prep.docx
+++ b/Sum_of_Number/src/main/java/Interview_Question_prepa/Java_Interview_prep.docx
@@ -18,13 +18,8 @@
       </w:r>
     </w:p>
     <w:p>
-      <w:proofErr w:type="gramStart"/>
-      <w:r>
-        <w:t>JRE :</w:t>
-      </w:r>
-      <w:proofErr w:type="gramEnd"/>
-      <w:r>
-        <w:t xml:space="preserve"> Contains JVM + Libraries required to run java application. </w:t>
+      <w:r>
+        <w:t xml:space="preserve">JRE : Contains JVM + Libraries required to run java application. </w:t>
       </w:r>
     </w:p>
     <w:p/>
@@ -44,15 +39,7 @@
     <w:p/>
     <w:p>
       <w:r>
-        <w:t xml:space="preserve">JVM executes the java </w:t>
-      </w:r>
-      <w:proofErr w:type="gramStart"/>
-      <w:r>
-        <w:t>program ,</w:t>
-      </w:r>
-      <w:proofErr w:type="gramEnd"/>
-      <w:r>
-        <w:t xml:space="preserve"> JRE provide the runtime environment, and JDK provide development tool along with JRE </w:t>
+        <w:t xml:space="preserve">JVM executes the java program , JRE provide the runtime environment, and JDK provide development tool along with JRE </w:t>
       </w:r>
     </w:p>
     <w:p/>
@@ -74,7 +61,6 @@
           <w:bCs/>
         </w:rPr>
       </w:pPr>
-      <w:proofErr w:type="gramStart"/>
       <w:r>
         <w:rPr>
           <w:b/>
@@ -89,19 +75,10 @@
         </w:rPr>
         <w:t>:</w:t>
       </w:r>
-      <w:proofErr w:type="gramEnd"/>
-    </w:p>
-    <w:p>
-      <w:r>
-        <w:t xml:space="preserve">Encapsulation </w:t>
-      </w:r>
-      <w:proofErr w:type="gramStart"/>
-      <w:r>
-        <w:t>mean</w:t>
-      </w:r>
-      <w:proofErr w:type="gramEnd"/>
-      <w:r>
-        <w:t xml:space="preserve"> wrapping data(variables) and method (functions) into a single unit (class) and restricting direct access to data. </w:t>
+    </w:p>
+    <w:p>
+      <w:r>
+        <w:t xml:space="preserve">Encapsulation mean wrapping data(variables) and method (functions) into a single unit (class) and restricting direct access to data. </w:t>
       </w:r>
     </w:p>
     <w:p>
@@ -152,15 +129,7 @@
     </w:p>
     <w:p>
       <w:r>
-        <w:t xml:space="preserve">Encapsulation is the process of hiding data using private variable and </w:t>
-      </w:r>
-      <w:proofErr w:type="gramStart"/>
-      <w:r>
-        <w:t>Providing</w:t>
-      </w:r>
-      <w:proofErr w:type="gramEnd"/>
-      <w:r>
-        <w:t xml:space="preserve"> controlled access through getter and setter methods </w:t>
+        <w:t xml:space="preserve">Encapsulation is the process of hiding data using private variable and Providing controlled access through getter and setter methods </w:t>
       </w:r>
     </w:p>
     <w:p>
@@ -171,7 +140,6 @@
         </w:rPr>
       </w:pPr>
       <w:proofErr w:type="spellStart"/>
-      <w:proofErr w:type="gramStart"/>
       <w:r>
         <w:rPr>
           <w:b/>
@@ -194,19 +162,10 @@
         </w:rPr>
         <w:t>:</w:t>
       </w:r>
-      <w:proofErr w:type="gramEnd"/>
-    </w:p>
-    <w:p>
-      <w:r>
-        <w:t xml:space="preserve">Inheritance </w:t>
-      </w:r>
-      <w:proofErr w:type="gramStart"/>
-      <w:r>
-        <w:t>allow</w:t>
-      </w:r>
-      <w:proofErr w:type="gramEnd"/>
-      <w:r>
-        <w:t xml:space="preserve"> one class to acquire properties and behavior of another class. </w:t>
+    </w:p>
+    <w:p>
+      <w:r>
+        <w:t xml:space="preserve">Inheritance allow one class to acquire properties and behavior of another class. </w:t>
       </w:r>
     </w:p>
     <w:p>
@@ -258,28 +217,11 @@
     </w:p>
     <w:p>
       <w:r>
-        <w:t xml:space="preserve">Inheritance </w:t>
-      </w:r>
-      <w:proofErr w:type="gramStart"/>
-      <w:r>
-        <w:t>allow</w:t>
-      </w:r>
-      <w:proofErr w:type="gramEnd"/>
-      <w:r>
-        <w:t xml:space="preserve"> a child class to inherit the properties and methods from a parent class using the </w:t>
-      </w:r>
-      <w:proofErr w:type="gramStart"/>
-      <w:r>
-        <w:t>extends</w:t>
-      </w:r>
-      <w:proofErr w:type="gramEnd"/>
-      <w:r>
-        <w:t xml:space="preserve"> keyword.</w:t>
-      </w:r>
-    </w:p>
-    <w:p>
-      <w:proofErr w:type="spellStart"/>
-      <w:proofErr w:type="gramStart"/>
+        <w:t>Inheritance allow a child class to inherit the properties and methods from a parent class using the extends keyword.</w:t>
+      </w:r>
+    </w:p>
+    <w:p>
+      <w:proofErr w:type="spellStart"/>
       <w:r>
         <w:t>Pholymorphism</w:t>
       </w:r>
@@ -290,27 +232,10 @@
       <w:r>
         <w:t>:</w:t>
       </w:r>
-      <w:proofErr w:type="gramEnd"/>
-    </w:p>
-    <w:p>
-      <w:r>
-        <w:t xml:space="preserve">Polymorphism </w:t>
-      </w:r>
-      <w:proofErr w:type="gramStart"/>
-      <w:r>
-        <w:t>mean</w:t>
-      </w:r>
-      <w:proofErr w:type="gramEnd"/>
-      <w:r>
-        <w:t xml:space="preserve"> one interface </w:t>
-      </w:r>
-      <w:proofErr w:type="gramStart"/>
-      <w:r>
-        <w:t>any</w:t>
-      </w:r>
-      <w:proofErr w:type="gramEnd"/>
-      <w:r>
-        <w:t xml:space="preserve"> many forms</w:t>
+    </w:p>
+    <w:p>
+      <w:r>
+        <w:t>Polymorphism mean one interface any many forms</w:t>
       </w:r>
       <w:r>
         <w:t>.</w:t>
@@ -323,23 +248,7 @@
     </w:p>
     <w:p>
       <w:r>
-        <w:t xml:space="preserve">Method </w:t>
-      </w:r>
-      <w:proofErr w:type="gramStart"/>
-      <w:r>
-        <w:t>Overloading(</w:t>
-      </w:r>
-      <w:proofErr w:type="gramEnd"/>
-      <w:r>
-        <w:t xml:space="preserve">compile </w:t>
-      </w:r>
-      <w:proofErr w:type="gramStart"/>
-      <w:r>
-        <w:t>Time )</w:t>
-      </w:r>
-      <w:proofErr w:type="gramEnd"/>
-      <w:r>
-        <w:t>:</w:t>
+        <w:t>Method Overloading(compile Time ):</w:t>
       </w:r>
     </w:p>
     <w:p>
@@ -364,15 +273,7 @@
     </w:p>
     <w:p>
       <w:r>
-        <w:t xml:space="preserve">Polymorphism </w:t>
-      </w:r>
-      <w:proofErr w:type="gramStart"/>
-      <w:r>
-        <w:t>allow</w:t>
-      </w:r>
-      <w:proofErr w:type="gramEnd"/>
-      <w:r>
-        <w:t xml:space="preserve"> the same method or interface to behave differently based on the object calling it.</w:t>
+        <w:t>Polymorphism allow the same method or interface to behave differently based on the object calling it.</w:t>
       </w:r>
       <w:r>
         <w:t xml:space="preserve"> </w:t>
@@ -385,7 +286,6 @@
           <w:bCs/>
         </w:rPr>
       </w:pPr>
-      <w:proofErr w:type="gramStart"/>
       <w:r>
         <w:rPr>
           <w:b/>
@@ -400,19 +300,10 @@
         </w:rPr>
         <w:t>:</w:t>
       </w:r>
-      <w:proofErr w:type="gramEnd"/>
-    </w:p>
-    <w:p>
-      <w:r>
-        <w:t xml:space="preserve">Abstraction: </w:t>
-      </w:r>
-      <w:proofErr w:type="gramStart"/>
-      <w:r>
-        <w:t>mean</w:t>
-      </w:r>
-      <w:proofErr w:type="gramEnd"/>
-      <w:r>
-        <w:t xml:space="preserve"> showing only essential details and hiding implementation details:</w:t>
+    </w:p>
+    <w:p>
+      <w:r>
+        <w:t>Abstraction: mean showing only essential details and hiding implementation details:</w:t>
       </w:r>
     </w:p>
     <w:p>
@@ -428,15 +319,7 @@
     <w:p/>
     <w:p>
       <w:r>
-        <w:t xml:space="preserve">3. Difference between == and </w:t>
-      </w:r>
-      <w:proofErr w:type="gramStart"/>
-      <w:r>
-        <w:t>equals(</w:t>
-      </w:r>
-      <w:proofErr w:type="gramEnd"/>
-      <w:r>
-        <w:t>)?</w:t>
+        <w:t>3. Difference between == and equals()?</w:t>
       </w:r>
     </w:p>
     <w:p/>
@@ -470,13 +353,8 @@
       </w:r>
     </w:p>
     <w:p>
-      <w:proofErr w:type="gramStart"/>
-      <w:r>
-        <w:t>Equals(</w:t>
-      </w:r>
-      <w:proofErr w:type="gramEnd"/>
-      <w:r>
-        <w:t>) Method:</w:t>
+      <w:r>
+        <w:t>Equals() Method:</w:t>
       </w:r>
     </w:p>
     <w:p>
@@ -511,47 +389,7 @@
     <w:p>
       <w:r>
         <w:lastRenderedPageBreak/>
-        <w:t xml:space="preserve">The == operator compares reference for objects and values for primitive types, whereas </w:t>
-      </w:r>
-      <w:proofErr w:type="gramStart"/>
-      <w:r>
-        <w:t>equals(</w:t>
-      </w:r>
-      <w:proofErr w:type="gramEnd"/>
-      <w:r>
-        <w:t xml:space="preserve">) </w:t>
-      </w:r>
-      <w:proofErr w:type="gramStart"/>
-      <w:r>
-        <w:t>compares</w:t>
-      </w:r>
-      <w:proofErr w:type="gramEnd"/>
-      <w:r>
-        <w:t xml:space="preserve"> the logical content of objects. For </w:t>
-      </w:r>
-      <w:proofErr w:type="gramStart"/>
-      <w:r>
-        <w:t>Example</w:t>
-      </w:r>
-      <w:proofErr w:type="gramEnd"/>
-      <w:r>
-        <w:t xml:space="preserve"> two string objects containing the same text may return in </w:t>
-      </w:r>
-      <w:proofErr w:type="gramStart"/>
-      <w:r>
-        <w:t>memory, but</w:t>
-      </w:r>
-      <w:proofErr w:type="gramEnd"/>
-      <w:r>
-        <w:t xml:space="preserve"> </w:t>
-      </w:r>
-      <w:proofErr w:type="gramStart"/>
-      <w:r>
-        <w:t>equals(</w:t>
-      </w:r>
-      <w:proofErr w:type="gramEnd"/>
-      <w:r>
-        <w:t xml:space="preserve">) return true because it compares the actual string content. </w:t>
+        <w:t xml:space="preserve">The == operator compares reference for objects and values for primitive types, whereas equals() compares the logical content of objects. For Example two string objects containing the same text may return in memory, but equals() return true because it compares the actual string content. </w:t>
       </w:r>
     </w:p>
     <w:p>
@@ -566,142 +404,81 @@
           <w:b/>
           <w:bCs/>
         </w:rPr>
-        <w:t xml:space="preserve">What </w:t>
-      </w:r>
-      <w:proofErr w:type="gramStart"/>
-      <w:r>
+        <w:t>What are the java primitive data types:</w:t>
+      </w:r>
+    </w:p>
+    <w:p>
+      <w:r>
+        <w:t xml:space="preserve">Primitive data types in java are built-in data type that stores a simple value directly, not an object. </w:t>
+      </w:r>
+    </w:p>
+    <w:p>
+      <w:r>
+        <w:t>Example:</w:t>
+      </w:r>
+    </w:p>
+    <w:p>
+      <w:r>
+        <w:t>Byte age = 25</w:t>
+      </w:r>
+    </w:p>
+    <w:p>
+      <w:r>
+        <w:t>Short 2 bytes short num = 1000;</w:t>
+      </w:r>
+    </w:p>
+    <w:p>
+      <w:r>
+        <w:t>Int, 4 bytes, int count = 100</w:t>
+      </w:r>
+    </w:p>
+    <w:p>
+      <w:r>
+        <w:t xml:space="preserve">Char , 2  bytes , char </w:t>
+      </w:r>
+      <w:proofErr w:type="spellStart"/>
+      <w:r>
+        <w:t>gard</w:t>
+      </w:r>
+      <w:proofErr w:type="spellEnd"/>
+      <w:r>
+        <w:t xml:space="preserve"> = ‘A’</w:t>
+      </w:r>
+    </w:p>
+    <w:p>
+      <w:r>
+        <w:t xml:space="preserve">Boolean, JVM dependent, Boolean </w:t>
+      </w:r>
+      <w:proofErr w:type="spellStart"/>
+      <w:r>
+        <w:t>isVaild</w:t>
+      </w:r>
+      <w:proofErr w:type="spellEnd"/>
+      <w:r>
+        <w:t xml:space="preserve"> = </w:t>
+      </w:r>
+      <w:proofErr w:type="spellStart"/>
+      <w:r>
+        <w:t>ture</w:t>
+      </w:r>
+      <w:proofErr w:type="spellEnd"/>
+      <w:r>
+        <w:t xml:space="preserve">  </w:t>
+      </w:r>
+    </w:p>
+    <w:p>
+      <w:pPr>
         <w:rPr>
           <w:b/>
           <w:bCs/>
         </w:rPr>
-        <w:t>are</w:t>
-      </w:r>
-      <w:proofErr w:type="gramEnd"/>
+      </w:pPr>
       <w:r>
         <w:rPr>
           <w:b/>
           <w:bCs/>
         </w:rPr>
-        <w:t xml:space="preserve"> the java primitive data types:</w:t>
-      </w:r>
-    </w:p>
-    <w:p>
-      <w:r>
-        <w:t xml:space="preserve">Primitive data types in java are built-in data </w:t>
-      </w:r>
-      <w:proofErr w:type="gramStart"/>
-      <w:r>
-        <w:t>type</w:t>
-      </w:r>
-      <w:proofErr w:type="gramEnd"/>
-      <w:r>
-        <w:t xml:space="preserve"> that </w:t>
-      </w:r>
-      <w:proofErr w:type="gramStart"/>
-      <w:r>
-        <w:t>stores</w:t>
-      </w:r>
-      <w:proofErr w:type="gramEnd"/>
-      <w:r>
-        <w:t xml:space="preserve"> a simple value directly, not an object. </w:t>
-      </w:r>
-    </w:p>
-    <w:p>
-      <w:r>
-        <w:t>Example:</w:t>
-      </w:r>
-    </w:p>
-    <w:p>
-      <w:r>
-        <w:t>Byte age = 25</w:t>
-      </w:r>
-    </w:p>
-    <w:p>
-      <w:r>
-        <w:t>Short 2 bytes short num = 1000;</w:t>
-      </w:r>
-    </w:p>
-    <w:p>
-      <w:r>
-        <w:t>Int, 4 bytes, int count = 100</w:t>
-      </w:r>
-    </w:p>
-    <w:p>
-      <w:proofErr w:type="gramStart"/>
-      <w:r>
-        <w:t>Char ,</w:t>
-      </w:r>
-      <w:proofErr w:type="gramEnd"/>
-      <w:r>
-        <w:t xml:space="preserve"> </w:t>
-      </w:r>
-      <w:proofErr w:type="gramStart"/>
-      <w:r>
-        <w:t>2  bytes</w:t>
-      </w:r>
-      <w:proofErr w:type="gramEnd"/>
-      <w:r>
-        <w:t xml:space="preserve"> , char </w:t>
-      </w:r>
-      <w:proofErr w:type="spellStart"/>
-      <w:r>
-        <w:t>gard</w:t>
-      </w:r>
-      <w:proofErr w:type="spellEnd"/>
-      <w:r>
-        <w:t xml:space="preserve"> = ‘A’</w:t>
-      </w:r>
-    </w:p>
-    <w:p>
-      <w:r>
-        <w:t xml:space="preserve">Boolean, JVM dependent, Boolean </w:t>
-      </w:r>
-      <w:proofErr w:type="spellStart"/>
-      <w:r>
-        <w:t>isVaild</w:t>
-      </w:r>
-      <w:proofErr w:type="spellEnd"/>
-      <w:r>
-        <w:t xml:space="preserve"> = </w:t>
-      </w:r>
-      <w:proofErr w:type="spellStart"/>
-      <w:r>
-        <w:t>ture</w:t>
-      </w:r>
-      <w:proofErr w:type="spellEnd"/>
-      <w:r>
-        <w:t xml:space="preserve">  </w:t>
-      </w:r>
-    </w:p>
-    <w:p>
-      <w:pPr>
-        <w:rPr>
-          <w:b/>
-          <w:bCs/>
-        </w:rPr>
-      </w:pPr>
-      <w:r>
-        <w:rPr>
-          <w:b/>
-          <w:bCs/>
-        </w:rPr>
-        <w:t xml:space="preserve">4. Why </w:t>
-      </w:r>
-      <w:proofErr w:type="gramStart"/>
-      <w:r>
-        <w:rPr>
-          <w:b/>
-          <w:bCs/>
-        </w:rPr>
-        <w:t>String is</w:t>
-      </w:r>
-      <w:proofErr w:type="gramEnd"/>
-      <w:r>
-        <w:rPr>
-          <w:b/>
-          <w:bCs/>
-        </w:rPr>
-        <w:t xml:space="preserve"> immutable?</w:t>
+        <w:t>4. Why String is immutable?</w:t>
       </w:r>
     </w:p>
     <w:p>
@@ -714,30 +491,17 @@
         <w:t xml:space="preserve">Instead, </w:t>
       </w:r>
       <w:proofErr w:type="spellStart"/>
-      <w:proofErr w:type="gramStart"/>
       <w:r>
         <w:t>concat</w:t>
       </w:r>
       <w:proofErr w:type="spellEnd"/>
       <w:r>
-        <w:t>(</w:t>
-      </w:r>
-      <w:proofErr w:type="gramEnd"/>
-      <w:r>
-        <w:t>) creates a new String object,</w:t>
-      </w:r>
-    </w:p>
-    <w:p>
-      <w:r>
-        <w:t xml:space="preserve">String is used for Usernames, password, URL Database, File </w:t>
-      </w:r>
-      <w:proofErr w:type="gramStart"/>
-      <w:r>
-        <w:t>Path ,</w:t>
-      </w:r>
-      <w:proofErr w:type="gramEnd"/>
-      <w:r>
-        <w:t xml:space="preserve"> Network connection.</w:t>
+        <w:t>() creates a new String object,</w:t>
+      </w:r>
+    </w:p>
+    <w:p>
+      <w:r>
+        <w:t>String is used for Usernames, password, URL Database, File Path , Network connection.</w:t>
       </w:r>
     </w:p>
     <w:p>
@@ -757,33 +521,12 @@
     </w:p>
     <w:p>
       <w:r>
-        <w:t xml:space="preserve">StringBuilder is used when we need to modify or concatenate strings frequently. Since String objects are immutable. Every modification </w:t>
-      </w:r>
-      <w:proofErr w:type="gramStart"/>
-      <w:r>
-        <w:t>create</w:t>
-      </w:r>
-      <w:proofErr w:type="gramEnd"/>
-      <w:r>
-        <w:t xml:space="preserve"> a new object, which </w:t>
-      </w:r>
-      <w:proofErr w:type="gramStart"/>
-      <w:r>
-        <w:t>impact</w:t>
-      </w:r>
-      <w:proofErr w:type="gramEnd"/>
-      <w:r>
-        <w:t xml:space="preserve"> performance. StringBuilder is more efficient when we are updating the same object.</w:t>
-      </w:r>
-    </w:p>
-    <w:p>
-      <w:proofErr w:type="gramStart"/>
-      <w:r>
-        <w:t>Example :</w:t>
-      </w:r>
-      <w:proofErr w:type="gramEnd"/>
-      <w:r>
-        <w:t xml:space="preserve"> Record 1 Record 2 Record 3 Record 4</w:t>
+        <w:t>StringBuilder is used when we need to modify or concatenate strings frequently. Since String objects are immutable. Every modification create a new object, which impact performance. StringBuilder is more efficient when we are updating the same object.</w:t>
+      </w:r>
+    </w:p>
+    <w:p>
+      <w:r>
+        <w:t>Example : Record 1 Record 2 Record 3 Record 4</w:t>
       </w:r>
     </w:p>
     <w:p/>
@@ -794,23 +537,7 @@
       </w:r>
       <w:proofErr w:type="spellEnd"/>
       <w:r>
-        <w:t xml:space="preserve"> is </w:t>
-      </w:r>
-      <w:proofErr w:type="gramStart"/>
-      <w:r>
-        <w:t>similar to</w:t>
-      </w:r>
-      <w:proofErr w:type="gramEnd"/>
-      <w:r>
-        <w:t xml:space="preserve"> StringBuilder, but it is synchronized and </w:t>
-      </w:r>
-      <w:proofErr w:type="gramStart"/>
-      <w:r>
-        <w:t>thread-safe</w:t>
-      </w:r>
-      <w:proofErr w:type="gramEnd"/>
-      <w:r>
-        <w:t xml:space="preserve">. I would use </w:t>
+        <w:t xml:space="preserve"> is similar to StringBuilder, but it is synchronized and thread-safe. I would use </w:t>
       </w:r>
       <w:proofErr w:type="spellStart"/>
       <w:r>
@@ -818,39 +545,7 @@
       </w:r>
       <w:proofErr w:type="spellEnd"/>
       <w:r>
-        <w:t xml:space="preserve"> when multiple </w:t>
-      </w:r>
-      <w:proofErr w:type="gramStart"/>
-      <w:r>
-        <w:t>thread</w:t>
-      </w:r>
-      <w:proofErr w:type="gramEnd"/>
-      <w:r>
-        <w:t xml:space="preserve"> </w:t>
-      </w:r>
-      <w:proofErr w:type="gramStart"/>
-      <w:r>
-        <w:t>need</w:t>
-      </w:r>
-      <w:proofErr w:type="gramEnd"/>
-      <w:r>
-        <w:t xml:space="preserve"> to modify the same string object. If thread safety is not </w:t>
-      </w:r>
-      <w:proofErr w:type="gramStart"/>
-      <w:r>
-        <w:t>required ,</w:t>
-      </w:r>
-      <w:proofErr w:type="gramEnd"/>
-      <w:r>
-        <w:t xml:space="preserve"> I would use StringBuilder for </w:t>
-      </w:r>
-      <w:proofErr w:type="gramStart"/>
-      <w:r>
-        <w:t>more faster</w:t>
-      </w:r>
-      <w:proofErr w:type="gramEnd"/>
-      <w:r>
-        <w:t>.</w:t>
+        <w:t xml:space="preserve"> when multiple thread need to modify the same string object. If thread safety is not required , I would use StringBuilder for more faster.</w:t>
       </w:r>
     </w:p>
     <w:p/>
@@ -923,15 +618,7 @@
       </w:r>
       <w:proofErr w:type="spellEnd"/>
       <w:r>
-        <w:t xml:space="preserve"> and LinkedList both implement the List interface, but their internal data structure </w:t>
-      </w:r>
-      <w:proofErr w:type="gramStart"/>
-      <w:r>
-        <w:t>are</w:t>
-      </w:r>
-      <w:proofErr w:type="gramEnd"/>
-      <w:r>
-        <w:t xml:space="preserve"> different.</w:t>
+        <w:t xml:space="preserve"> and LinkedList both implement the List interface, but their internal data structure are different.</w:t>
       </w:r>
     </w:p>
     <w:p>
@@ -1017,80 +704,25 @@
         </w:numPr>
       </w:pPr>
       <w:r>
-        <w:t xml:space="preserve">In </w:t>
-      </w:r>
-      <w:proofErr w:type="gramStart"/>
-      <w:r>
-        <w:t>an LinkedList</w:t>
-      </w:r>
-      <w:proofErr w:type="gramEnd"/>
-      <w:r>
-        <w:t xml:space="preserve">, once the node position is </w:t>
-      </w:r>
-      <w:proofErr w:type="spellStart"/>
-      <w:proofErr w:type="gramStart"/>
+        <w:t xml:space="preserve">In an LinkedList, once the node position is </w:t>
+      </w:r>
+      <w:proofErr w:type="spellStart"/>
       <w:r>
         <w:t>know</w:t>
       </w:r>
       <w:proofErr w:type="spellEnd"/>
-      <w:proofErr w:type="gramEnd"/>
-      <w:r>
-        <w:t xml:space="preserve">, insertion and deletion are </w:t>
-      </w:r>
-      <w:proofErr w:type="gramStart"/>
-      <w:r>
-        <w:t>O(</w:t>
-      </w:r>
-      <w:proofErr w:type="gramEnd"/>
-      <w:r>
-        <w:t xml:space="preserve">1) because only links need to be </w:t>
-      </w:r>
-      <w:proofErr w:type="gramStart"/>
-      <w:r>
-        <w:t>update</w:t>
-      </w:r>
-      <w:proofErr w:type="gramEnd"/>
-      <w:r>
-        <w:t>.</w:t>
-      </w:r>
-    </w:p>
-    <w:p>
-      <w:r>
-        <w:t xml:space="preserve">For </w:t>
-      </w:r>
-      <w:proofErr w:type="gramStart"/>
-      <w:r>
-        <w:t>Memory  perspective</w:t>
-      </w:r>
-      <w:proofErr w:type="gramEnd"/>
-      <w:r>
-        <w:t xml:space="preserve">. LinkedList </w:t>
-      </w:r>
-      <w:proofErr w:type="gramStart"/>
-      <w:r>
-        <w:t>consume</w:t>
-      </w:r>
-      <w:proofErr w:type="gramEnd"/>
-      <w:r>
-        <w:t xml:space="preserve"> more memory because each node stores reference to the previous and next nodes in addition to the actual data.</w:t>
-      </w:r>
-    </w:p>
-    <w:p>
-      <w:proofErr w:type="gramStart"/>
-      <w:r>
-        <w:t>In  real</w:t>
-      </w:r>
-      <w:proofErr w:type="gramEnd"/>
-      <w:r>
-        <w:t xml:space="preserve">-world enterprise </w:t>
-      </w:r>
-      <w:proofErr w:type="gramStart"/>
-      <w:r>
-        <w:t>application</w:t>
-      </w:r>
-      <w:proofErr w:type="gramEnd"/>
-      <w:r>
-        <w:t xml:space="preserve">, I generally prefer the </w:t>
+      <w:r>
+        <w:t>, insertion and deletion are O(1) because only links need to be update.</w:t>
+      </w:r>
+    </w:p>
+    <w:p>
+      <w:r>
+        <w:t>For Memory  perspective. LinkedList consume more memory because each node stores reference to the previous and next nodes in addition to the actual data.</w:t>
+      </w:r>
+    </w:p>
+    <w:p>
+      <w:r>
+        <w:t xml:space="preserve">In  real-world enterprise application, I generally prefer the </w:t>
       </w:r>
       <w:proofErr w:type="spellStart"/>
       <w:r>
@@ -1098,23 +730,7 @@
       </w:r>
       <w:proofErr w:type="spellEnd"/>
       <w:r>
-        <w:t xml:space="preserve"> because most of the use </w:t>
-      </w:r>
-      <w:proofErr w:type="gramStart"/>
-      <w:r>
-        <w:t>case</w:t>
-      </w:r>
-      <w:proofErr w:type="gramEnd"/>
-      <w:r>
-        <w:t xml:space="preserve"> are ready- heavy, iteration is faster due to better CPU cache locality, and overall performance is usually better than LinkedList despite the </w:t>
-      </w:r>
-      <w:proofErr w:type="gramStart"/>
-      <w:r>
-        <w:t>theoretical insertion</w:t>
-      </w:r>
-      <w:proofErr w:type="gramEnd"/>
-      <w:r>
-        <w:t xml:space="preserve"> advantage of LinkedList </w:t>
+        <w:t xml:space="preserve"> because most of the use case are ready- heavy, iteration is faster due to better CPU cache locality, and overall performance is usually better than LinkedList despite the theoretical insertion advantage of LinkedList </w:t>
       </w:r>
     </w:p>
     <w:p/>
@@ -1134,15 +750,7 @@
       </w:r>
       <w:proofErr w:type="spellEnd"/>
       <w:r>
-        <w:t xml:space="preserve"> </w:t>
-      </w:r>
-      <w:proofErr w:type="gramStart"/>
-      <w:r>
-        <w:t>o(</w:t>
-      </w:r>
-      <w:proofErr w:type="gramEnd"/>
-      <w:r>
-        <w:t xml:space="preserve">1) insertion/ deletion at a know node, in practice we often spend o(n) time locating that node first. Combined with poor cache locality and higher memory overhead. </w:t>
+        <w:t xml:space="preserve"> o(1) insertion/ deletion at a know node, in practice we often spend o(n) time locating that node first. Combined with poor cache locality and higher memory overhead. </w:t>
       </w:r>
       <w:proofErr w:type="spellStart"/>
       <w:r>
@@ -1154,15 +762,7 @@
       </w:r>
       <w:r>
         <w:lastRenderedPageBreak/>
-        <w:t xml:space="preserve">applications. That </w:t>
-      </w:r>
-      <w:proofErr w:type="gramStart"/>
-      <w:r>
-        <w:t>why</w:t>
-      </w:r>
-      <w:proofErr w:type="gramEnd"/>
-      <w:r>
-        <w:t xml:space="preserve"> </w:t>
+        <w:t xml:space="preserve">applications. That why </w:t>
       </w:r>
       <w:proofErr w:type="spellStart"/>
       <w:r>
@@ -1375,7 +975,6 @@
         <w:t xml:space="preserve">HashMap: internally uses an array of buckets. When a key values pair is inserted HashMap calculates the key’s </w:t>
       </w:r>
       <w:proofErr w:type="spellStart"/>
-      <w:proofErr w:type="gramStart"/>
       <w:r>
         <w:t>hashcode</w:t>
       </w:r>
@@ -1386,7 +985,6 @@
       <w:r>
         <w:t>.</w:t>
       </w:r>
-      <w:proofErr w:type="gramEnd"/>
     </w:p>
     <w:p>
       <w:proofErr w:type="spellStart"/>
@@ -1456,41 +1054,17 @@
     </w:p>
     <w:p>
       <w:r>
-        <w:t xml:space="preserve">14. What is the </w:t>
-      </w:r>
-      <w:proofErr w:type="gramStart"/>
-      <w:r>
-        <w:t>finally</w:t>
-      </w:r>
-      <w:proofErr w:type="gramEnd"/>
-      <w:r>
-        <w:t xml:space="preserve"> block</w:t>
-      </w:r>
-    </w:p>
-    <w:p>
-      <w:r>
-        <w:t xml:space="preserve">15. </w:t>
-      </w:r>
-      <w:proofErr w:type="gramStart"/>
-      <w:r>
-        <w:t>what</w:t>
-      </w:r>
-      <w:proofErr w:type="gramEnd"/>
-      <w:r>
-        <w:t xml:space="preserve"> is Multithreading?</w:t>
-      </w:r>
-    </w:p>
-    <w:p>
-      <w:r>
-        <w:t xml:space="preserve">16. Difference between </w:t>
-      </w:r>
-      <w:proofErr w:type="gramStart"/>
-      <w:r>
-        <w:t>start(</w:t>
-      </w:r>
-      <w:proofErr w:type="gramEnd"/>
-      <w:r>
-        <w:t>) and run?</w:t>
+        <w:t>14. What is the finally block</w:t>
+      </w:r>
+    </w:p>
+    <w:p>
+      <w:r>
+        <w:t>15. what is Multithreading?</w:t>
+      </w:r>
+    </w:p>
+    <w:p>
+      <w:r>
+        <w:t>16. Difference between start() and run?</w:t>
       </w:r>
     </w:p>
     <w:p>
@@ -1518,102 +1092,466 @@
     </w:p>
     <w:p>
       <w:r>
-        <w:t xml:space="preserve">20. What is </w:t>
-      </w:r>
-      <w:proofErr w:type="gramStart"/>
-      <w:r>
-        <w:t>a deadlock</w:t>
-      </w:r>
-      <w:proofErr w:type="gramEnd"/>
+        <w:t>20. What is a deadlock?</w:t>
+      </w:r>
+    </w:p>
+    <w:p>
+      <w:r>
+        <w:t xml:space="preserve">21. What is java 8 Lambda </w:t>
+      </w:r>
+      <w:proofErr w:type="spellStart"/>
+      <w:r>
+        <w:t>Experssions</w:t>
+      </w:r>
+      <w:proofErr w:type="spellEnd"/>
+      <w:r>
+        <w:t xml:space="preserve"> ?</w:t>
+      </w:r>
+    </w:p>
+    <w:p>
+      <w:r>
+        <w:t>22. What is functional Interface?</w:t>
+      </w:r>
+    </w:p>
+    <w:p>
+      <w:r>
+        <w:t>23. What is Stream API?</w:t>
+      </w:r>
+    </w:p>
+    <w:p>
+      <w:r>
+        <w:t xml:space="preserve">24. Difference between map() and </w:t>
+      </w:r>
+      <w:proofErr w:type="spellStart"/>
+      <w:r>
+        <w:t>flatMap</w:t>
+      </w:r>
+      <w:proofErr w:type="spellEnd"/>
+      <w:r>
+        <w:t>()?</w:t>
+      </w:r>
+    </w:p>
+    <w:p>
+      <w:r>
+        <w:t>25. What is Optional?</w:t>
+      </w:r>
+    </w:p>
+    <w:p>
+      <w:r>
+        <w:t>26. what are the immutable Classes?</w:t>
+      </w:r>
+    </w:p>
+    <w:p>
+      <w:r>
+        <w:t>27. What is Serialization?</w:t>
+      </w:r>
+    </w:p>
+    <w:p>
+      <w:r>
+        <w:t xml:space="preserve">28. What is the difference between </w:t>
+      </w:r>
+      <w:proofErr w:type="spellStart"/>
+      <w:r>
+        <w:t>ClassNotFoundException</w:t>
+      </w:r>
+      <w:proofErr w:type="spellEnd"/>
+      <w:r>
+        <w:t xml:space="preserve"> and </w:t>
+      </w:r>
+      <w:proofErr w:type="spellStart"/>
+      <w:r>
+        <w:t>NoClassDefFoundError</w:t>
+      </w:r>
+      <w:proofErr w:type="spellEnd"/>
       <w:r>
         <w:t>?</w:t>
       </w:r>
     </w:p>
-    <w:p>
-      <w:r>
-        <w:t xml:space="preserve">21. What is java 8 Lambda </w:t>
-      </w:r>
-      <w:proofErr w:type="spellStart"/>
-      <w:proofErr w:type="gramStart"/>
-      <w:r>
-        <w:t>Experssions</w:t>
-      </w:r>
-      <w:proofErr w:type="spellEnd"/>
-      <w:r>
-        <w:t xml:space="preserve"> ?</w:t>
-      </w:r>
-      <w:proofErr w:type="gramEnd"/>
-    </w:p>
-    <w:p>
-      <w:r>
-        <w:t>22. What is functional Interface?</w:t>
-      </w:r>
-    </w:p>
-    <w:p>
-      <w:r>
-        <w:t>23. What is Stream API?</w:t>
-      </w:r>
-    </w:p>
-    <w:p>
-      <w:r>
-        <w:t xml:space="preserve">24. Difference between </w:t>
-      </w:r>
-      <w:proofErr w:type="gramStart"/>
-      <w:r>
-        <w:t>map(</w:t>
-      </w:r>
-      <w:proofErr w:type="gramEnd"/>
-      <w:r>
-        <w:t xml:space="preserve">) and </w:t>
-      </w:r>
-      <w:proofErr w:type="spellStart"/>
-      <w:proofErr w:type="gramStart"/>
-      <w:r>
-        <w:t>flatMap</w:t>
-      </w:r>
-      <w:proofErr w:type="spellEnd"/>
-      <w:r>
-        <w:t>(</w:t>
-      </w:r>
-      <w:proofErr w:type="gramEnd"/>
-      <w:r>
-        <w:t>)?</w:t>
-      </w:r>
-    </w:p>
-    <w:p>
-      <w:r>
-        <w:t>25. What is Optional?</w:t>
-      </w:r>
-    </w:p>
-    <w:p>
-      <w:r>
-        <w:t>26. what are the immutable Classes?</w:t>
-      </w:r>
-    </w:p>
-    <w:p>
-      <w:r>
-        <w:t>27. What is Serialization?</w:t>
-      </w:r>
-    </w:p>
-    <w:p>
-      <w:r>
-        <w:t xml:space="preserve">28. What is the difference between </w:t>
-      </w:r>
-      <w:proofErr w:type="spellStart"/>
-      <w:r>
-        <w:t>ClassNotFoundException</w:t>
-      </w:r>
-      <w:proofErr w:type="spellEnd"/>
-      <w:r>
-        <w:t xml:space="preserve"> and </w:t>
-      </w:r>
-      <w:proofErr w:type="spellStart"/>
-      <w:r>
-        <w:t>NoClassDefFoundError</w:t>
-      </w:r>
-      <w:proofErr w:type="spellEnd"/>
-      <w:r>
-        <w:t>?</w:t>
+    <w:p/>
+    <w:p/>
+    <w:p/>
+    <w:p/>
+    <w:p>
+      <w:r>
+        <w:t>Spring Boot Questions:</w:t>
+      </w:r>
+    </w:p>
+    <w:p/>
+    <w:p>
+      <w:r>
+        <w:t>What is Spring transactional:</w:t>
+      </w:r>
+    </w:p>
+    <w:p>
+      <w:r>
+        <w:lastRenderedPageBreak/>
+        <w:t xml:space="preserve">Answer: </w:t>
+      </w:r>
+    </w:p>
+    <w:p>
+      <w:r>
+        <w:t xml:space="preserve">@Transactional is a declarative </w:t>
+      </w:r>
+      <w:proofErr w:type="spellStart"/>
+      <w:r>
+        <w:t>transation</w:t>
+      </w:r>
+      <w:proofErr w:type="spellEnd"/>
+      <w:r>
+        <w:t xml:space="preserve"> management mechanism provided by Spring. It Create a transactional boundary around a method using AOP proxies. When the method is invoked through the spring proxy, Spring Starts a database transaction, executes the business logic and then either commits or rolls back the transaction depending on the outcome. </w:t>
+      </w:r>
+    </w:p>
+    <w:p>
+      <w:r>
+        <w:t>What actually Happens behind the scenes?</w:t>
+      </w:r>
+    </w:p>
+    <w:p>
+      <w:pPr>
+        <w:pStyle w:val="ListParagraph"/>
+        <w:numPr>
+          <w:ilvl w:val="0"/>
+          <w:numId w:val="3"/>
+        </w:numPr>
+      </w:pPr>
+      <w:r>
+        <w:t>Spring create a proxy around the bean.</w:t>
+      </w:r>
+    </w:p>
+    <w:p>
+      <w:pPr>
+        <w:pStyle w:val="ListParagraph"/>
+        <w:numPr>
+          <w:ilvl w:val="0"/>
+          <w:numId w:val="3"/>
+        </w:numPr>
+      </w:pPr>
+      <w:r>
+        <w:t>A method annotated with @Transactional is intercepted by the proxy.</w:t>
+      </w:r>
+    </w:p>
+    <w:p>
+      <w:pPr>
+        <w:pStyle w:val="ListParagraph"/>
+        <w:numPr>
+          <w:ilvl w:val="0"/>
+          <w:numId w:val="3"/>
+        </w:numPr>
+      </w:pPr>
+      <w:r>
+        <w:t>The Proxy obtains database connection from the transaction manager.</w:t>
+      </w:r>
+    </w:p>
+    <w:p>
+      <w:pPr>
+        <w:pStyle w:val="ListParagraph"/>
+        <w:numPr>
+          <w:ilvl w:val="0"/>
+          <w:numId w:val="3"/>
+        </w:numPr>
+      </w:pPr>
+      <w:r>
+        <w:t xml:space="preserve">Auto-commit is disabled </w:t>
+      </w:r>
+    </w:p>
+    <w:p>
+      <w:pPr>
+        <w:pStyle w:val="ListParagraph"/>
+        <w:numPr>
+          <w:ilvl w:val="0"/>
+          <w:numId w:val="3"/>
+        </w:numPr>
+      </w:pPr>
+      <w:r>
+        <w:t xml:space="preserve">All repository/JPA operations participate in the same </w:t>
+      </w:r>
+      <w:proofErr w:type="spellStart"/>
+      <w:r>
+        <w:t>transcation</w:t>
+      </w:r>
+      <w:proofErr w:type="spellEnd"/>
+      <w:r>
+        <w:t xml:space="preserve">. </w:t>
+      </w:r>
+    </w:p>
+    <w:p>
+      <w:pPr>
+        <w:pStyle w:val="ListParagraph"/>
+        <w:numPr>
+          <w:ilvl w:val="0"/>
+          <w:numId w:val="3"/>
+        </w:numPr>
+      </w:pPr>
+      <w:r>
+        <w:t xml:space="preserve">On Successful completion -&gt; Commit </w:t>
+      </w:r>
+    </w:p>
+    <w:p>
+      <w:pPr>
+        <w:pStyle w:val="ListParagraph"/>
+        <w:numPr>
+          <w:ilvl w:val="0"/>
+          <w:numId w:val="3"/>
+        </w:numPr>
+      </w:pPr>
+      <w:r>
+        <w:t xml:space="preserve">On </w:t>
+      </w:r>
+      <w:proofErr w:type="spellStart"/>
+      <w:r>
+        <w:t>Execptiom</w:t>
+      </w:r>
+      <w:proofErr w:type="spellEnd"/>
+      <w:r>
+        <w:t xml:space="preserve"> - &gt; </w:t>
+      </w:r>
+      <w:proofErr w:type="spellStart"/>
+      <w:r>
+        <w:t>RollBack</w:t>
+      </w:r>
+      <w:proofErr w:type="spellEnd"/>
+      <w:r>
+        <w:t xml:space="preserve"> </w:t>
+      </w:r>
+    </w:p>
+    <w:p>
+      <w:pPr>
+        <w:pStyle w:val="ListParagraph"/>
+      </w:pPr>
+      <w:r>
+        <w:t xml:space="preserve"> </w:t>
+      </w:r>
+    </w:p>
+    <w:p>
+      <w:r>
+        <w:t>Follow up :</w:t>
+      </w:r>
+    </w:p>
+    <w:p>
+      <w:r>
+        <w:t>Why doesn’t @Transactional work in self-invocation?</w:t>
+      </w:r>
+    </w:p>
+    <w:p>
+      <w:r>
+        <w:t>Ans)</w:t>
+      </w:r>
+    </w:p>
+    <w:p>
+      <w:pPr>
+        <w:pStyle w:val="ListParagraph"/>
+        <w:numPr>
+          <w:ilvl w:val="0"/>
+          <w:numId w:val="1"/>
+        </w:numPr>
+      </w:pPr>
+      <w:proofErr w:type="spellStart"/>
+      <w:r>
+        <w:t>MethodA</w:t>
+      </w:r>
+      <w:proofErr w:type="spellEnd"/>
+      <w:r>
+        <w:t xml:space="preserve">() calls </w:t>
+      </w:r>
+      <w:proofErr w:type="spellStart"/>
+      <w:r>
+        <w:t>MethodB</w:t>
+      </w:r>
+      <w:proofErr w:type="spellEnd"/>
+      <w:r>
+        <w:t>() directly.</w:t>
+      </w:r>
+    </w:p>
+    <w:p>
+      <w:pPr>
+        <w:pStyle w:val="ListParagraph"/>
+        <w:numPr>
+          <w:ilvl w:val="0"/>
+          <w:numId w:val="1"/>
+        </w:numPr>
+      </w:pPr>
+      <w:r>
+        <w:t>The call never goes through Spring’s Proxy.</w:t>
+      </w:r>
+    </w:p>
+    <w:p>
+      <w:pPr>
+        <w:pStyle w:val="ListParagraph"/>
+        <w:numPr>
+          <w:ilvl w:val="0"/>
+          <w:numId w:val="1"/>
+        </w:numPr>
+      </w:pPr>
+      <w:r>
+        <w:t>Therefore transaction interception never happens.</w:t>
+      </w:r>
+    </w:p>
+    <w:p>
+      <w:r>
+        <w:t>Q)</w:t>
+      </w:r>
+      <w:r>
+        <w:t xml:space="preserve">What </w:t>
+      </w:r>
+      <w:proofErr w:type="spellStart"/>
+      <w:r>
+        <w:t>execption</w:t>
+      </w:r>
+      <w:proofErr w:type="spellEnd"/>
+      <w:r>
+        <w:t xml:space="preserve"> type triggers rollback?</w:t>
+      </w:r>
+    </w:p>
+    <w:p>
+      <w:r>
+        <w:t>Default rollback:</w:t>
+      </w:r>
+    </w:p>
+    <w:p>
+      <w:proofErr w:type="spellStart"/>
+      <w:r>
+        <w:t>RuntimeException</w:t>
+      </w:r>
+      <w:proofErr w:type="spellEnd"/>
+    </w:p>
+    <w:p>
+      <w:r>
+        <w:t xml:space="preserve">Error </w:t>
+      </w:r>
+    </w:p>
+    <w:p>
+      <w:r>
+        <w:t>Not rolled back:</w:t>
+      </w:r>
+    </w:p>
+    <w:p>
+      <w:r>
+        <w:t xml:space="preserve">Exception, </w:t>
+      </w:r>
+      <w:proofErr w:type="spellStart"/>
+      <w:r>
+        <w:t>IOException</w:t>
+      </w:r>
+      <w:proofErr w:type="spellEnd"/>
+      <w:r>
+        <w:t xml:space="preserve">, </w:t>
+      </w:r>
+      <w:proofErr w:type="spellStart"/>
+      <w:r>
+        <w:t>SQLException</w:t>
+      </w:r>
+      <w:proofErr w:type="spellEnd"/>
+      <w:r>
+        <w:t>.</w:t>
+      </w:r>
+    </w:p>
+    <w:p>
+      <w:r>
+        <w:t>What Transaction managers have you used?</w:t>
+      </w:r>
+    </w:p>
+    <w:p>
+      <w:r>
+        <w:t xml:space="preserve">Ans).  </w:t>
+      </w:r>
+      <w:proofErr w:type="spellStart"/>
+      <w:r>
+        <w:t>JpaTransactionManager</w:t>
+      </w:r>
+      <w:proofErr w:type="spellEnd"/>
+      <w:r>
+        <w:t xml:space="preserve"> (most common)</w:t>
+      </w:r>
+    </w:p>
+    <w:p>
+      <w:pPr>
+        <w:pStyle w:val="ListParagraph"/>
+        <w:numPr>
+          <w:ilvl w:val="0"/>
+          <w:numId w:val="1"/>
+        </w:numPr>
+      </w:pPr>
+      <w:proofErr w:type="spellStart"/>
+      <w:r>
+        <w:t>DataSourceTransactionManager</w:t>
+      </w:r>
+      <w:proofErr w:type="spellEnd"/>
+      <w:r>
+        <w:t>.</w:t>
+      </w:r>
+    </w:p>
+    <w:p>
+      <w:pPr>
+        <w:pStyle w:val="ListParagraph"/>
+        <w:numPr>
+          <w:ilvl w:val="0"/>
+          <w:numId w:val="1"/>
+        </w:numPr>
+      </w:pPr>
+      <w:proofErr w:type="spellStart"/>
+      <w:r>
+        <w:lastRenderedPageBreak/>
+        <w:t>JtaTransactionManager</w:t>
+      </w:r>
+      <w:proofErr w:type="spellEnd"/>
+      <w:r>
+        <w:t xml:space="preserve"> (distributed transaction) </w:t>
+      </w:r>
+    </w:p>
+    <w:p/>
+    <w:p>
+      <w:pPr>
+        <w:rPr>
+          <w:b/>
+          <w:bCs/>
+        </w:rPr>
+      </w:pPr>
+      <w:r>
+        <w:rPr>
+          <w:b/>
+          <w:bCs/>
+        </w:rPr>
+        <w:t>Why doe’s not @Transactional work on private method?</w:t>
+      </w:r>
+    </w:p>
+    <w:p>
+      <w:pPr>
+        <w:rPr>
+          <w:b/>
+          <w:bCs/>
+        </w:rPr>
+      </w:pPr>
+    </w:p>
+    <w:p>
+      <w:r>
+        <w:t xml:space="preserve">Ans) @Transactional usually doesn’t work on private methods because spring applies transactions through proxies, and a private method connect be intercepted by the Spring Proxy. </w:t>
+      </w:r>
+    </w:p>
+    <w:p/>
+    <w:p>
+      <w:pPr>
+        <w:pStyle w:val="ListParagraph"/>
+        <w:numPr>
+          <w:ilvl w:val="0"/>
+          <w:numId w:val="1"/>
+        </w:numPr>
+      </w:pPr>
+      <w:r>
+        <w:t xml:space="preserve">@Transactional is implemented using Spring AOP Proxies. A Proxy can only intercept method calls that pass through it. Private methods cannot be overridden or intercepted by the proxy, so Spring cannot create a transactional boundary around them. That’s why @Transactional should generally be placed on public service -layer methods. Even public method can lose transactional behavior if </w:t>
+      </w:r>
+      <w:proofErr w:type="spellStart"/>
+      <w:r>
+        <w:t>they’s</w:t>
+      </w:r>
+      <w:proofErr w:type="spellEnd"/>
+      <w:r>
+        <w:t xml:space="preserve"> invoked directly from the same class because the proxy; is bypassed. </w:t>
+      </w:r>
+    </w:p>
+    <w:p/>
+    <w:p>
+      <w:r>
+        <w:t>How can we do both batch processing and the real time data without duplicating or overriding the values?</w:t>
       </w:r>
     </w:p>
     <w:p/>
@@ -1744,9 +1682,9 @@
     </w:lvl>
   </w:abstractNum>
   <w:abstractNum w:abstractNumId="1" w15:restartNumberingAfterBreak="0">
-    <w:nsid w:val="6BDE6D83"/>
+    <w:nsid w:val="4E4F5F8D"/>
     <w:multiLevelType w:val="hybridMultilevel"/>
-    <w:tmpl w:val="CB7C0F90"/>
+    <w:tmpl w:val="FAC4F1EE"/>
     <w:lvl w:ilvl="0" w:tplc="0409000F">
       <w:start w:val="1"/>
       <w:numFmt w:val="decimal"/>
@@ -1832,10 +1770,102 @@
       </w:pPr>
     </w:lvl>
   </w:abstractNum>
+  <w:abstractNum w:abstractNumId="2" w15:restartNumberingAfterBreak="0">
+    <w:nsid w:val="6BDE6D83"/>
+    <w:multiLevelType w:val="hybridMultilevel"/>
+    <w:tmpl w:val="CB7C0F90"/>
+    <w:lvl w:ilvl="0" w:tplc="0409000F">
+      <w:start w:val="1"/>
+      <w:numFmt w:val="decimal"/>
+      <w:lvlText w:val="%1."/>
+      <w:lvlJc w:val="left"/>
+      <w:pPr>
+        <w:ind w:left="720" w:hanging="360"/>
+      </w:pPr>
+      <w:rPr>
+        <w:rFonts w:hint="default"/>
+      </w:rPr>
+    </w:lvl>
+    <w:lvl w:ilvl="1" w:tplc="04090019" w:tentative="1">
+      <w:start w:val="1"/>
+      <w:numFmt w:val="lowerLetter"/>
+      <w:lvlText w:val="%2."/>
+      <w:lvlJc w:val="left"/>
+      <w:pPr>
+        <w:ind w:left="1440" w:hanging="360"/>
+      </w:pPr>
+    </w:lvl>
+    <w:lvl w:ilvl="2" w:tplc="0409001B" w:tentative="1">
+      <w:start w:val="1"/>
+      <w:numFmt w:val="lowerRoman"/>
+      <w:lvlText w:val="%3."/>
+      <w:lvlJc w:val="right"/>
+      <w:pPr>
+        <w:ind w:left="2160" w:hanging="180"/>
+      </w:pPr>
+    </w:lvl>
+    <w:lvl w:ilvl="3" w:tplc="0409000F" w:tentative="1">
+      <w:start w:val="1"/>
+      <w:numFmt w:val="decimal"/>
+      <w:lvlText w:val="%4."/>
+      <w:lvlJc w:val="left"/>
+      <w:pPr>
+        <w:ind w:left="2880" w:hanging="360"/>
+      </w:pPr>
+    </w:lvl>
+    <w:lvl w:ilvl="4" w:tplc="04090019" w:tentative="1">
+      <w:start w:val="1"/>
+      <w:numFmt w:val="lowerLetter"/>
+      <w:lvlText w:val="%5."/>
+      <w:lvlJc w:val="left"/>
+      <w:pPr>
+        <w:ind w:left="3600" w:hanging="360"/>
+      </w:pPr>
+    </w:lvl>
+    <w:lvl w:ilvl="5" w:tplc="0409001B" w:tentative="1">
+      <w:start w:val="1"/>
+      <w:numFmt w:val="lowerRoman"/>
+      <w:lvlText w:val="%6."/>
+      <w:lvlJc w:val="right"/>
+      <w:pPr>
+        <w:ind w:left="4320" w:hanging="180"/>
+      </w:pPr>
+    </w:lvl>
+    <w:lvl w:ilvl="6" w:tplc="0409000F" w:tentative="1">
+      <w:start w:val="1"/>
+      <w:numFmt w:val="decimal"/>
+      <w:lvlText w:val="%7."/>
+      <w:lvlJc w:val="left"/>
+      <w:pPr>
+        <w:ind w:left="5040" w:hanging="360"/>
+      </w:pPr>
+    </w:lvl>
+    <w:lvl w:ilvl="7" w:tplc="04090019" w:tentative="1">
+      <w:start w:val="1"/>
+      <w:numFmt w:val="lowerLetter"/>
+      <w:lvlText w:val="%8."/>
+      <w:lvlJc w:val="left"/>
+      <w:pPr>
+        <w:ind w:left="5760" w:hanging="360"/>
+      </w:pPr>
+    </w:lvl>
+    <w:lvl w:ilvl="8" w:tplc="0409001B" w:tentative="1">
+      <w:start w:val="1"/>
+      <w:numFmt w:val="lowerRoman"/>
+      <w:lvlText w:val="%9."/>
+      <w:lvlJc w:val="right"/>
+      <w:pPr>
+        <w:ind w:left="6480" w:hanging="180"/>
+      </w:pPr>
+    </w:lvl>
+  </w:abstractNum>
   <w:num w:numId="1" w16cid:durableId="1113283912">
     <w:abstractNumId w:val="0"/>
   </w:num>
   <w:num w:numId="2" w16cid:durableId="1513035656">
+    <w:abstractNumId w:val="2"/>
+  </w:num>
+  <w:num w:numId="3" w16cid:durableId="321281329">
     <w:abstractNumId w:val="1"/>
   </w:num>
 </w:numbering>

--- a/Sum_of_Number/src/main/java/Interview_Question_prepa/Java_Interview_prep.docx
+++ b/Sum_of_Number/src/main/java/Interview_Question_prepa/Java_Interview_prep.docx
@@ -25,15 +25,7 @@
     <w:p/>
     <w:p>
       <w:r>
-        <w:t xml:space="preserve">What is difference </w:t>
-      </w:r>
-      <w:proofErr w:type="spellStart"/>
-      <w:r>
-        <w:t>betweeb</w:t>
-      </w:r>
-      <w:proofErr w:type="spellEnd"/>
-      <w:r>
-        <w:t xml:space="preserve"> JDK, JRE, JVM </w:t>
+        <w:t xml:space="preserve">What is difference betweeb JDK, JRE, JVM </w:t>
       </w:r>
     </w:p>
     <w:p/>
@@ -66,330 +58,366 @@
           <w:b/>
           <w:bCs/>
         </w:rPr>
-        <w:t xml:space="preserve">Encapsulation </w:t>
-      </w:r>
-      <w:r>
+        <w:t>Encapsulation :</w:t>
+      </w:r>
+    </w:p>
+    <w:p>
+      <w:r>
+        <w:t xml:space="preserve">Encapsulation mean wrapping data(variables) and method (functions) into a single unit (class) and restricting direct access to data. </w:t>
+      </w:r>
+    </w:p>
+    <w:p>
+      <w:r>
+        <w:t>Benefits:</w:t>
+      </w:r>
+    </w:p>
+    <w:p>
+      <w:pPr>
+        <w:pStyle w:val="ListParagraph"/>
+        <w:numPr>
+          <w:ilvl w:val="0"/>
+          <w:numId w:val="1"/>
+        </w:numPr>
+      </w:pPr>
+      <w:r>
+        <w:t>Data Security</w:t>
+      </w:r>
+    </w:p>
+    <w:p>
+      <w:pPr>
+        <w:pStyle w:val="ListParagraph"/>
+        <w:numPr>
+          <w:ilvl w:val="0"/>
+          <w:numId w:val="1"/>
+        </w:numPr>
+      </w:pPr>
+      <w:r>
+        <w:t>Better control over data</w:t>
+      </w:r>
+    </w:p>
+    <w:p>
+      <w:pPr>
+        <w:pStyle w:val="ListParagraph"/>
+        <w:numPr>
+          <w:ilvl w:val="0"/>
+          <w:numId w:val="1"/>
+        </w:numPr>
+      </w:pPr>
+      <w:r>
+        <w:t xml:space="preserve">Easy maintenance </w:t>
+      </w:r>
+    </w:p>
+    <w:p>
+      <w:r>
+        <w:t>Interview Answer:</w:t>
+      </w:r>
+    </w:p>
+    <w:p>
+      <w:r>
+        <w:t xml:space="preserve">Encapsulation is the process of hiding data using private variable and Providing controlled access through getter and setter methods </w:t>
+      </w:r>
+    </w:p>
+    <w:p>
+      <w:pPr>
         <w:rPr>
           <w:b/>
           <w:bCs/>
         </w:rPr>
-        <w:t>:</w:t>
-      </w:r>
-    </w:p>
-    <w:p>
-      <w:r>
-        <w:t xml:space="preserve">Encapsulation mean wrapping data(variables) and method (functions) into a single unit (class) and restricting direct access to data. </w:t>
-      </w:r>
-    </w:p>
-    <w:p>
-      <w:r>
-        <w:t>Benefits:</w:t>
-      </w:r>
-    </w:p>
-    <w:p>
-      <w:pPr>
-        <w:pStyle w:val="ListParagraph"/>
-        <w:numPr>
-          <w:ilvl w:val="0"/>
-          <w:numId w:val="1"/>
-        </w:numPr>
-      </w:pPr>
-      <w:r>
-        <w:t>Data Security</w:t>
-      </w:r>
-    </w:p>
-    <w:p>
-      <w:pPr>
-        <w:pStyle w:val="ListParagraph"/>
-        <w:numPr>
-          <w:ilvl w:val="0"/>
-          <w:numId w:val="1"/>
-        </w:numPr>
-      </w:pPr>
-      <w:r>
-        <w:t>Better control over data</w:t>
-      </w:r>
-    </w:p>
-    <w:p>
-      <w:pPr>
-        <w:pStyle w:val="ListParagraph"/>
-        <w:numPr>
-          <w:ilvl w:val="0"/>
-          <w:numId w:val="1"/>
-        </w:numPr>
-      </w:pPr>
-      <w:r>
-        <w:t xml:space="preserve">Easy maintenance </w:t>
-      </w:r>
-    </w:p>
-    <w:p>
-      <w:r>
-        <w:t>Interview Answer:</w:t>
-      </w:r>
-    </w:p>
-    <w:p>
-      <w:r>
-        <w:t xml:space="preserve">Encapsulation is the process of hiding data using private variable and Providing controlled access through getter and setter methods </w:t>
-      </w:r>
-    </w:p>
-    <w:p>
-      <w:pPr>
+      </w:pPr>
+      <w:r>
         <w:rPr>
           <w:b/>
           <w:bCs/>
         </w:rPr>
-      </w:pPr>
-      <w:proofErr w:type="spellStart"/>
-      <w:r>
+        <w:t>Inheritence :</w:t>
+      </w:r>
+    </w:p>
+    <w:p>
+      <w:r>
+        <w:t xml:space="preserve">Inheritance allow one class to acquire properties and behavior of another class. </w:t>
+      </w:r>
+    </w:p>
+    <w:p>
+      <w:r>
+        <w:t>Benefits;</w:t>
+      </w:r>
+    </w:p>
+    <w:p>
+      <w:pPr>
+        <w:pStyle w:val="ListParagraph"/>
+        <w:numPr>
+          <w:ilvl w:val="0"/>
+          <w:numId w:val="1"/>
+        </w:numPr>
+      </w:pPr>
+      <w:r>
+        <w:t>Code reusability</w:t>
+      </w:r>
+    </w:p>
+    <w:p>
+      <w:pPr>
+        <w:pStyle w:val="ListParagraph"/>
+        <w:numPr>
+          <w:ilvl w:val="0"/>
+          <w:numId w:val="1"/>
+        </w:numPr>
+      </w:pPr>
+      <w:r>
+        <w:t>Reduces Duplication</w:t>
+      </w:r>
+    </w:p>
+    <w:p>
+      <w:pPr>
+        <w:pStyle w:val="ListParagraph"/>
+        <w:numPr>
+          <w:ilvl w:val="0"/>
+          <w:numId w:val="1"/>
+        </w:numPr>
+      </w:pPr>
+      <w:r>
+        <w:lastRenderedPageBreak/>
+        <w:t>Easier maintenance</w:t>
+      </w:r>
+    </w:p>
+    <w:p>
+      <w:r>
+        <w:t>Interview Answer:</w:t>
+      </w:r>
+    </w:p>
+    <w:p>
+      <w:r>
+        <w:t>Inheritance allow a child class to inherit the properties and methods from a parent class using the extends keyword.</w:t>
+      </w:r>
+    </w:p>
+    <w:p>
+      <w:r>
+        <w:t>Pholymorphism :</w:t>
+      </w:r>
+    </w:p>
+    <w:p>
+      <w:r>
+        <w:t>Polymorphism mean one interface any many forms.</w:t>
+      </w:r>
+    </w:p>
+    <w:p>
+      <w:r>
+        <w:t>Two of Polymorphism:</w:t>
+      </w:r>
+    </w:p>
+    <w:p>
+      <w:r>
+        <w:t>Method Overloading(compile Time ):</w:t>
+      </w:r>
+    </w:p>
+    <w:p>
+      <w:r>
+        <w:t>Run-Time Polymorphism (Method Overriding):</w:t>
+      </w:r>
+    </w:p>
+    <w:p>
+      <w:pPr>
         <w:rPr>
           <w:b/>
           <w:bCs/>
         </w:rPr>
-        <w:t>Inheritence</w:t>
-      </w:r>
-      <w:proofErr w:type="spellEnd"/>
+      </w:pPr>
       <w:r>
         <w:rPr>
           <w:b/>
           <w:bCs/>
         </w:rPr>
-        <w:t xml:space="preserve"> </w:t>
-      </w:r>
-      <w:r>
+        <w:t>Interview Answer:</w:t>
+      </w:r>
+    </w:p>
+    <w:p>
+      <w:r>
+        <w:t xml:space="preserve">Polymorphism allow the same method or interface to behave differently based on the object calling it. </w:t>
+      </w:r>
+    </w:p>
+    <w:p>
+      <w:pPr>
         <w:rPr>
           <w:b/>
           <w:bCs/>
         </w:rPr>
-        <w:t>:</w:t>
-      </w:r>
-    </w:p>
-    <w:p>
-      <w:r>
-        <w:t xml:space="preserve">Inheritance allow one class to acquire properties and behavior of another class. </w:t>
-      </w:r>
-    </w:p>
-    <w:p>
-      <w:r>
-        <w:t>Benefits;</w:t>
-      </w:r>
-    </w:p>
-    <w:p>
-      <w:pPr>
-        <w:pStyle w:val="ListParagraph"/>
-        <w:numPr>
-          <w:ilvl w:val="0"/>
-          <w:numId w:val="1"/>
-        </w:numPr>
-      </w:pPr>
-      <w:r>
-        <w:t>Code reusability</w:t>
-      </w:r>
-    </w:p>
-    <w:p>
-      <w:pPr>
-        <w:pStyle w:val="ListParagraph"/>
-        <w:numPr>
-          <w:ilvl w:val="0"/>
-          <w:numId w:val="1"/>
-        </w:numPr>
-      </w:pPr>
-      <w:r>
-        <w:t>Reduces Duplication</w:t>
-      </w:r>
-    </w:p>
-    <w:p>
-      <w:pPr>
-        <w:pStyle w:val="ListParagraph"/>
-        <w:numPr>
-          <w:ilvl w:val="0"/>
-          <w:numId w:val="1"/>
-        </w:numPr>
-      </w:pPr>
-      <w:r>
-        <w:lastRenderedPageBreak/>
-        <w:t>Easier maintenance</w:t>
-      </w:r>
-    </w:p>
-    <w:p>
-      <w:r>
-        <w:t>Interview Answer:</w:t>
-      </w:r>
-    </w:p>
-    <w:p>
-      <w:r>
-        <w:t>Inheritance allow a child class to inherit the properties and methods from a parent class using the extends keyword.</w:t>
-      </w:r>
-    </w:p>
-    <w:p>
-      <w:proofErr w:type="spellStart"/>
-      <w:r>
-        <w:t>Pholymorphism</w:t>
-      </w:r>
-      <w:proofErr w:type="spellEnd"/>
-      <w:r>
-        <w:t xml:space="preserve"> </w:t>
-      </w:r>
-      <w:r>
-        <w:t>:</w:t>
-      </w:r>
-    </w:p>
-    <w:p>
-      <w:r>
-        <w:t>Polymorphism mean one interface any many forms</w:t>
-      </w:r>
-      <w:r>
-        <w:t>.</w:t>
-      </w:r>
-    </w:p>
-    <w:p>
-      <w:r>
-        <w:t>Two of Polymorphism:</w:t>
-      </w:r>
-    </w:p>
-    <w:p>
-      <w:r>
-        <w:t>Method Overloading(compile Time ):</w:t>
-      </w:r>
-    </w:p>
-    <w:p>
-      <w:r>
-        <w:t>Run-Time Polymorphism (Method Overriding):</w:t>
-      </w:r>
-    </w:p>
-    <w:p>
-      <w:pPr>
+      </w:pPr>
+      <w:r>
         <w:rPr>
           <w:b/>
           <w:bCs/>
         </w:rPr>
-      </w:pPr>
-      <w:r>
+        <w:t>Abstraction :</w:t>
+      </w:r>
+    </w:p>
+    <w:p>
+      <w:r>
+        <w:t>Abstraction: mean showing only essential details and hiding implementation details:</w:t>
+      </w:r>
+    </w:p>
+    <w:p>
+      <w:r>
+        <w:t>Interview Answers:</w:t>
+      </w:r>
+    </w:p>
+    <w:p>
+      <w:r>
+        <w:t xml:space="preserve">Abstraction hides implementation details and exposes only the required functionalities through abstract class or interface. </w:t>
+      </w:r>
+    </w:p>
+    <w:p/>
+    <w:p>
+      <w:r>
+        <w:t>3. Difference between == and equals()?</w:t>
+      </w:r>
+    </w:p>
+    <w:p/>
+    <w:p>
+      <w:r>
+        <w:t xml:space="preserve">== Operator </w:t>
+      </w:r>
+    </w:p>
+    <w:p>
+      <w:pPr>
+        <w:pStyle w:val="ListParagraph"/>
+        <w:numPr>
+          <w:ilvl w:val="0"/>
+          <w:numId w:val="1"/>
+        </w:numPr>
+      </w:pPr>
+      <w:r>
+        <w:t>Compare memory reference objects;</w:t>
+      </w:r>
+    </w:p>
+    <w:p>
+      <w:pPr>
+        <w:pStyle w:val="ListParagraph"/>
+        <w:numPr>
+          <w:ilvl w:val="0"/>
+          <w:numId w:val="1"/>
+        </w:numPr>
+      </w:pPr>
+      <w:r>
+        <w:t>Compares actual values for primitive data type.</w:t>
+      </w:r>
+    </w:p>
+    <w:p>
+      <w:r>
+        <w:t>Equals() Method:</w:t>
+      </w:r>
+    </w:p>
+    <w:p>
+      <w:pPr>
+        <w:pStyle w:val="ListParagraph"/>
+        <w:numPr>
+          <w:ilvl w:val="0"/>
+          <w:numId w:val="1"/>
+        </w:numPr>
+      </w:pPr>
+      <w:r>
+        <w:t>Compares the content/value of Object.</w:t>
+      </w:r>
+    </w:p>
+    <w:p>
+      <w:pPr>
+        <w:pStyle w:val="ListParagraph"/>
+        <w:numPr>
+          <w:ilvl w:val="0"/>
+          <w:numId w:val="1"/>
+        </w:numPr>
+      </w:pPr>
+      <w:r>
+        <w:t>Defined in the Object class and can be overridden.</w:t>
+      </w:r>
+    </w:p>
+    <w:p>
+      <w:r>
+        <w:t xml:space="preserve">Therefore: </w:t>
+      </w:r>
+    </w:p>
+    <w:p>
+      <w:r>
+        <w:lastRenderedPageBreak/>
+        <w:t xml:space="preserve">The == operator compares reference for objects and values for primitive types, whereas equals() compares the logical content of objects. For Example two string objects containing the same text may return in memory, but equals() return true because it compares the actual string content. </w:t>
+      </w:r>
+    </w:p>
+    <w:p>
+      <w:pPr>
         <w:rPr>
           <w:b/>
           <w:bCs/>
         </w:rPr>
-        <w:t>Interview Answer:</w:t>
-      </w:r>
-    </w:p>
-    <w:p>
-      <w:r>
-        <w:t>Polymorphism allow the same method or interface to behave differently based on the object calling it.</w:t>
-      </w:r>
-      <w:r>
-        <w:t xml:space="preserve"> </w:t>
-      </w:r>
-    </w:p>
-    <w:p>
-      <w:pPr>
+      </w:pPr>
+      <w:r>
         <w:rPr>
           <w:b/>
           <w:bCs/>
         </w:rPr>
-      </w:pPr>
-      <w:r>
+        <w:t>What are the java primitive data types:</w:t>
+      </w:r>
+    </w:p>
+    <w:p>
+      <w:r>
+        <w:t xml:space="preserve">Primitive data types in java are built-in data type that stores a simple value directly, not an object. </w:t>
+      </w:r>
+    </w:p>
+    <w:p>
+      <w:r>
+        <w:t>Example:</w:t>
+      </w:r>
+    </w:p>
+    <w:p>
+      <w:r>
+        <w:t>Byte age = 25</w:t>
+      </w:r>
+    </w:p>
+    <w:p>
+      <w:r>
+        <w:t>Short 2 bytes short num = 1000;</w:t>
+      </w:r>
+    </w:p>
+    <w:p>
+      <w:r>
+        <w:t>Int, 4 bytes, int count = 100</w:t>
+      </w:r>
+    </w:p>
+    <w:p>
+      <w:r>
+        <w:t>Char , 2  bytes , char gard = ‘A’</w:t>
+      </w:r>
+    </w:p>
+    <w:p>
+      <w:r>
+        <w:t xml:space="preserve">Boolean, JVM dependent, Boolean isVaild = ture  </w:t>
+      </w:r>
+    </w:p>
+    <w:p>
+      <w:pPr>
         <w:rPr>
           <w:b/>
           <w:bCs/>
         </w:rPr>
-        <w:t xml:space="preserve">Abstraction </w:t>
-      </w:r>
+      </w:pPr>
       <w:r>
         <w:rPr>
           <w:b/>
           <w:bCs/>
         </w:rPr>
-        <w:t>:</w:t>
-      </w:r>
-    </w:p>
-    <w:p>
-      <w:r>
-        <w:t>Abstraction: mean showing only essential details and hiding implementation details:</w:t>
-      </w:r>
-    </w:p>
-    <w:p>
-      <w:r>
-        <w:t>Interview Answers:</w:t>
-      </w:r>
-    </w:p>
-    <w:p>
-      <w:r>
-        <w:t xml:space="preserve">Abstraction hides implementation details and exposes only the required functionalities through abstract class or interface. </w:t>
-      </w:r>
-    </w:p>
-    <w:p/>
-    <w:p>
-      <w:r>
-        <w:t>3. Difference between == and equals()?</w:t>
-      </w:r>
-    </w:p>
-    <w:p/>
-    <w:p>
-      <w:r>
-        <w:t xml:space="preserve">== Operator </w:t>
-      </w:r>
-    </w:p>
-    <w:p>
-      <w:pPr>
-        <w:pStyle w:val="ListParagraph"/>
-        <w:numPr>
-          <w:ilvl w:val="0"/>
-          <w:numId w:val="1"/>
-        </w:numPr>
-      </w:pPr>
-      <w:r>
-        <w:t>Compare memory reference objects;</w:t>
-      </w:r>
-    </w:p>
-    <w:p>
-      <w:pPr>
-        <w:pStyle w:val="ListParagraph"/>
-        <w:numPr>
-          <w:ilvl w:val="0"/>
-          <w:numId w:val="1"/>
-        </w:numPr>
-      </w:pPr>
-      <w:r>
-        <w:t>Compares actual values for primitive data type.</w:t>
-      </w:r>
-    </w:p>
-    <w:p>
-      <w:r>
-        <w:t>Equals() Method:</w:t>
-      </w:r>
-    </w:p>
-    <w:p>
-      <w:pPr>
-        <w:pStyle w:val="ListParagraph"/>
-        <w:numPr>
-          <w:ilvl w:val="0"/>
-          <w:numId w:val="1"/>
-        </w:numPr>
-      </w:pPr>
-      <w:r>
-        <w:t>Compares the content/value of Object.</w:t>
-      </w:r>
-    </w:p>
-    <w:p>
-      <w:pPr>
-        <w:pStyle w:val="ListParagraph"/>
-        <w:numPr>
-          <w:ilvl w:val="0"/>
-          <w:numId w:val="1"/>
-        </w:numPr>
-      </w:pPr>
-      <w:r>
-        <w:t>Defined in the Object class and can be overridden.</w:t>
-      </w:r>
-    </w:p>
-    <w:p>
-      <w:r>
-        <w:t xml:space="preserve">Therefore: </w:t>
-      </w:r>
-    </w:p>
-    <w:p>
-      <w:r>
-        <w:lastRenderedPageBreak/>
-        <w:t xml:space="preserve">The == operator compares reference for objects and values for primitive types, whereas equals() compares the logical content of objects. For Example two string objects containing the same text may return in memory, but equals() return true because it compares the actual string content. </w:t>
+        <w:t>4. Why String is immutable?</w:t>
+      </w:r>
+    </w:p>
+    <w:p>
+      <w:r>
+        <w:t>Immutable = Cannot be changed after creation.</w:t>
+      </w:r>
+    </w:p>
+    <w:p>
+      <w:r>
+        <w:t>Instead, concat() creates a new String object,</w:t>
+      </w:r>
+    </w:p>
+    <w:p>
+      <w:r>
+        <w:t>String is used for Usernames, password, URL Database, File Path , Network connection.</w:t>
       </w:r>
     </w:p>
     <w:p>
@@ -404,68 +432,38 @@
           <w:b/>
           <w:bCs/>
         </w:rPr>
-        <w:t>What are the java primitive data types:</w:t>
-      </w:r>
-    </w:p>
-    <w:p>
-      <w:r>
-        <w:t xml:space="preserve">Primitive data types in java are built-in data type that stores a simple value directly, not an object. </w:t>
-      </w:r>
-    </w:p>
-    <w:p>
-      <w:r>
-        <w:t>Example:</w:t>
-      </w:r>
-    </w:p>
-    <w:p>
-      <w:r>
-        <w:t>Byte age = 25</w:t>
-      </w:r>
-    </w:p>
-    <w:p>
-      <w:r>
-        <w:t>Short 2 bytes short num = 1000;</w:t>
-      </w:r>
-    </w:p>
-    <w:p>
-      <w:r>
-        <w:t>Int, 4 bytes, int count = 100</w:t>
-      </w:r>
-    </w:p>
-    <w:p>
-      <w:r>
-        <w:t xml:space="preserve">Char , 2  bytes , char </w:t>
-      </w:r>
-      <w:proofErr w:type="spellStart"/>
-      <w:r>
-        <w:t>gard</w:t>
-      </w:r>
-      <w:proofErr w:type="spellEnd"/>
-      <w:r>
-        <w:t xml:space="preserve"> = ‘A’</w:t>
-      </w:r>
-    </w:p>
-    <w:p>
-      <w:r>
-        <w:t xml:space="preserve">Boolean, JVM dependent, Boolean </w:t>
-      </w:r>
-      <w:proofErr w:type="spellStart"/>
-      <w:r>
-        <w:t>isVaild</w:t>
-      </w:r>
-      <w:proofErr w:type="spellEnd"/>
-      <w:r>
-        <w:t xml:space="preserve"> = </w:t>
-      </w:r>
-      <w:proofErr w:type="spellStart"/>
-      <w:r>
-        <w:t>ture</w:t>
-      </w:r>
-      <w:proofErr w:type="spellEnd"/>
-      <w:r>
-        <w:t xml:space="preserve">  </w:t>
-      </w:r>
-    </w:p>
+        <w:t>5. Difference between String, StringBuilder and String Buffer?</w:t>
+      </w:r>
+    </w:p>
+    <w:p>
+      <w:r>
+        <w:t>StringBuilder is used when we need to modify or concatenate strings frequently. Since String objects are immutable. Every modification create a new object, which impact performance. StringBuilder is more efficient when we are updating the same object.</w:t>
+      </w:r>
+    </w:p>
+    <w:p>
+      <w:r>
+        <w:t>Example : Record 1 Record 2 Record 3 Record 4</w:t>
+      </w:r>
+    </w:p>
+    <w:p/>
+    <w:p>
+      <w:r>
+        <w:t>StringBuffer is similar to StringBuilder, but it is synchronized and thread-safe. I would use StringBuffer when multiple thread need to modify the same string object. If thread safety is not required , I would use StringBuilder for more faster.</w:t>
+      </w:r>
+    </w:p>
+    <w:p/>
+    <w:p>
+      <w:r>
+        <w:t>Therefore:</w:t>
+      </w:r>
+    </w:p>
+    <w:p>
+      <w:r>
+        <w:lastRenderedPageBreak/>
+        <w:t xml:space="preserve">String for immutable text, StringBuilder for frequently modification in a single-thread environment, StringBuffere for frequent string modification in a multiple-thread environment where thread safety is required. </w:t>
+      </w:r>
+    </w:p>
+    <w:p/>
     <w:p>
       <w:pPr>
         <w:rPr>
@@ -474,151 +472,150 @@
         </w:rPr>
       </w:pPr>
       <w:r>
+        <w:t xml:space="preserve"> </w:t>
+      </w:r>
+    </w:p>
+    <w:p>
+      <w:pPr>
         <w:rPr>
           <w:b/>
           <w:bCs/>
         </w:rPr>
-        <w:t>4. Why String is immutable?</w:t>
-      </w:r>
-    </w:p>
-    <w:p>
-      <w:r>
-        <w:t>Immutable = Cannot be changed after creation.</w:t>
-      </w:r>
-    </w:p>
-    <w:p>
-      <w:r>
-        <w:t xml:space="preserve">Instead, </w:t>
-      </w:r>
-      <w:proofErr w:type="spellStart"/>
-      <w:r>
-        <w:t>concat</w:t>
-      </w:r>
-      <w:proofErr w:type="spellEnd"/>
-      <w:r>
-        <w:t>() creates a new String object,</w:t>
-      </w:r>
-    </w:p>
-    <w:p>
-      <w:r>
-        <w:t>String is used for Usernames, password, URL Database, File Path , Network connection.</w:t>
-      </w:r>
-    </w:p>
-    <w:p>
-      <w:pPr>
+      </w:pPr>
+      <w:r>
         <w:rPr>
           <w:b/>
           <w:bCs/>
         </w:rPr>
-      </w:pPr>
-      <w:r>
+        <w:t>6. What is the difference between ArrayList and LinkedList?</w:t>
+      </w:r>
+    </w:p>
+    <w:p>
+      <w:r>
+        <w:t>ArrayList and LinkedList both implement the List interface, but their internal data structure are different.</w:t>
+      </w:r>
+    </w:p>
+    <w:p>
+      <w:pPr>
+        <w:pStyle w:val="ListParagraph"/>
+        <w:numPr>
+          <w:ilvl w:val="0"/>
+          <w:numId w:val="1"/>
+        </w:numPr>
+      </w:pPr>
+      <w:r>
+        <w:t xml:space="preserve">ArrayList: is backed by a dynamic array </w:t>
+      </w:r>
+    </w:p>
+    <w:p>
+      <w:pPr>
+        <w:pStyle w:val="ListParagraph"/>
+        <w:numPr>
+          <w:ilvl w:val="0"/>
+          <w:numId w:val="1"/>
+        </w:numPr>
+      </w:pPr>
+      <w:r>
+        <w:t>LinkedList: is Implemented as doubly linked List.</w:t>
+      </w:r>
+    </w:p>
+    <w:p>
+      <w:r>
+        <w:t xml:space="preserve">Because of this ArrayList provides 0(1) random access using indexes whereas LinkedList requires O(n) traversal to reach a specific element. </w:t>
+      </w:r>
+    </w:p>
+    <w:p>
+      <w:r>
+        <w:br/>
+        <w:t>- For Insertions and deletions:</w:t>
+      </w:r>
+    </w:p>
+    <w:p>
+      <w:pPr>
+        <w:pStyle w:val="ListParagraph"/>
+        <w:numPr>
+          <w:ilvl w:val="0"/>
+          <w:numId w:val="1"/>
+        </w:numPr>
+      </w:pPr>
+      <w:r>
+        <w:t>In an ArrayList, inserting or removing elements in the middle typically required shifting elements, resulting in 0(n) complexity.</w:t>
+      </w:r>
+    </w:p>
+    <w:p>
+      <w:pPr>
+        <w:pStyle w:val="ListParagraph"/>
+        <w:numPr>
+          <w:ilvl w:val="0"/>
+          <w:numId w:val="1"/>
+        </w:numPr>
+      </w:pPr>
+      <w:r>
+        <w:t>In an LinkedList, once the node position is know, insertion and deletion are O(1) because only links need to be update.</w:t>
+      </w:r>
+    </w:p>
+    <w:p>
+      <w:r>
+        <w:t>For Memory  perspective. LinkedList consume more memory because each node stores reference to the previous and next nodes in addition to the actual data.</w:t>
+      </w:r>
+    </w:p>
+    <w:p>
+      <w:r>
+        <w:t xml:space="preserve">In  real-world enterprise application, I generally prefer the ArrayList because most of the use case are ready- heavy, iteration is faster due to better CPU cache locality, and overall performance is usually better than LinkedList despite the theoretical insertion advantage of LinkedList </w:t>
+      </w:r>
+    </w:p>
+    <w:p/>
+    <w:p/>
+    <w:p>
+      <w:r>
+        <w:t>Interview Answer:</w:t>
+      </w:r>
+    </w:p>
+    <w:p>
+      <w:r>
+        <w:t xml:space="preserve">Although the LinkedList offere o(1) insertion/ deletion at a know node, in practice we often spend o(n) time locating that node first. Combined with poor cache locality and higher memory overhead. ArrayList generally outperforms LinkedList in most of the business </w:t>
+      </w:r>
+      <w:r>
+        <w:lastRenderedPageBreak/>
+        <w:t>applications. That why ArrayList is usually the default choice unless there is specific requirement that benefits from a LinkedList structure.</w:t>
+      </w:r>
+    </w:p>
+    <w:p/>
+    <w:p>
+      <w:pPr>
         <w:rPr>
           <w:b/>
           <w:bCs/>
         </w:rPr>
-        <w:t>5. Difference between String, StringBuilder and String Buffer?</w:t>
-      </w:r>
-    </w:p>
-    <w:p>
-      <w:r>
-        <w:t>StringBuilder is used when we need to modify or concatenate strings frequently. Since String objects are immutable. Every modification create a new object, which impact performance. StringBuilder is more efficient when we are updating the same object.</w:t>
-      </w:r>
-    </w:p>
-    <w:p>
-      <w:r>
-        <w:t>Example : Record 1 Record 2 Record 3 Record 4</w:t>
-      </w:r>
-    </w:p>
-    <w:p/>
-    <w:p>
-      <w:proofErr w:type="spellStart"/>
-      <w:r>
-        <w:t>StringBuffer</w:t>
-      </w:r>
-      <w:proofErr w:type="spellEnd"/>
-      <w:r>
-        <w:t xml:space="preserve"> is similar to StringBuilder, but it is synchronized and thread-safe. I would use </w:t>
-      </w:r>
-      <w:proofErr w:type="spellStart"/>
-      <w:r>
-        <w:t>StringBuffer</w:t>
-      </w:r>
-      <w:proofErr w:type="spellEnd"/>
-      <w:r>
-        <w:t xml:space="preserve"> when multiple thread need to modify the same string object. If thread safety is not required , I would use StringBuilder for more faster.</w:t>
-      </w:r>
-    </w:p>
-    <w:p/>
-    <w:p>
-      <w:r>
-        <w:t>Therefore:</w:t>
-      </w:r>
-    </w:p>
-    <w:p>
-      <w:r>
-        <w:lastRenderedPageBreak/>
-        <w:t xml:space="preserve">String for immutable text, StringBuilder for frequently modification in a single-thread environment, </w:t>
-      </w:r>
-      <w:proofErr w:type="spellStart"/>
-      <w:r>
-        <w:t>StringBuffere</w:t>
-      </w:r>
-      <w:proofErr w:type="spellEnd"/>
-      <w:r>
-        <w:t xml:space="preserve"> for frequent string modification in a multiple-thread environment where thread safety is required. </w:t>
-      </w:r>
-    </w:p>
-    <w:p/>
-    <w:p>
-      <w:pPr>
+      </w:pPr>
+      <w:r>
         <w:rPr>
           <w:b/>
           <w:bCs/>
         </w:rPr>
-      </w:pPr>
-      <w:r>
-        <w:t xml:space="preserve"> </w:t>
-      </w:r>
-    </w:p>
-    <w:p>
-      <w:pPr>
-        <w:rPr>
-          <w:b/>
-          <w:bCs/>
-        </w:rPr>
-      </w:pPr>
-      <w:r>
-        <w:rPr>
-          <w:b/>
-          <w:bCs/>
-        </w:rPr>
-        <w:t xml:space="preserve">6. What is the difference between </w:t>
-      </w:r>
-      <w:proofErr w:type="spellStart"/>
-      <w:r>
-        <w:rPr>
-          <w:b/>
-          <w:bCs/>
-        </w:rPr>
-        <w:t>ArrayList</w:t>
-      </w:r>
-      <w:proofErr w:type="spellEnd"/>
-      <w:r>
-        <w:rPr>
-          <w:b/>
-          <w:bCs/>
-        </w:rPr>
-        <w:t xml:space="preserve"> and LinkedList?</w:t>
-      </w:r>
-    </w:p>
-    <w:p>
-      <w:proofErr w:type="spellStart"/>
-      <w:r>
-        <w:t>ArrayList</w:t>
-      </w:r>
-      <w:proofErr w:type="spellEnd"/>
-      <w:r>
-        <w:t xml:space="preserve"> and LinkedList both implement the List interface, but their internal data structure are different.</w:t>
+        <w:t>7. Difference between HashMap and ConcurrentHashMap?</w:t>
+      </w:r>
+    </w:p>
+    <w:p>
+      <w:r>
+        <w:t>Both HashMap and ConcurrentHashMap store data as key-value pairs, but HashMap is not thread-safe whereas ConcurrentHashMap is thread-safe.</w:t>
+      </w:r>
+    </w:p>
+    <w:p>
+      <w:r>
+        <w:t>Key Differences:</w:t>
+      </w:r>
+    </w:p>
+    <w:p>
+      <w:pPr>
+        <w:pStyle w:val="ListParagraph"/>
+        <w:numPr>
+          <w:ilvl w:val="0"/>
+          <w:numId w:val="2"/>
+        </w:numPr>
+      </w:pPr>
+      <w:r>
+        <w:t>Thread safety:</w:t>
       </w:r>
     </w:p>
     <w:p>
@@ -629,13 +626,8 @@
           <w:numId w:val="1"/>
         </w:numPr>
       </w:pPr>
-      <w:proofErr w:type="spellStart"/>
-      <w:r>
-        <w:t>ArrayList</w:t>
-      </w:r>
-      <w:proofErr w:type="spellEnd"/>
-      <w:r>
-        <w:t xml:space="preserve">: is backed by a dynamic array </w:t>
+      <w:r>
+        <w:t>HashMap:</w:t>
       </w:r>
     </w:p>
     <w:p>
@@ -647,32 +639,7 @@
         </w:numPr>
       </w:pPr>
       <w:r>
-        <w:t>LinkedList: is Implemented as doubly linked List.</w:t>
-      </w:r>
-    </w:p>
-    <w:p>
-      <w:r>
-        <w:t xml:space="preserve">Because of this </w:t>
-      </w:r>
-      <w:proofErr w:type="spellStart"/>
-      <w:r>
-        <w:t>ArrayList</w:t>
-      </w:r>
-      <w:proofErr w:type="spellEnd"/>
-      <w:r>
-        <w:t xml:space="preserve"> </w:t>
-      </w:r>
-      <w:r>
-        <w:t>provides</w:t>
-      </w:r>
-      <w:r>
-        <w:t xml:space="preserve"> 0(1) random access using indexes whereas LinkedList requires O(n) traversal to reach a specific element. </w:t>
-      </w:r>
-    </w:p>
-    <w:p>
-      <w:r>
-        <w:br/>
-        <w:t>- For Insertions and deletions:</w:t>
+        <w:t xml:space="preserve"> Not thread-safe</w:t>
       </w:r>
     </w:p>
     <w:p>
@@ -684,222 +651,20 @@
         </w:numPr>
       </w:pPr>
       <w:r>
-        <w:t xml:space="preserve">In an </w:t>
-      </w:r>
-      <w:proofErr w:type="spellStart"/>
-      <w:r>
-        <w:t>ArrayList</w:t>
-      </w:r>
-      <w:proofErr w:type="spellEnd"/>
-      <w:r>
-        <w:t>, inserting or removing elements in the middle typically required shifting elements, resulting in 0(n) complexity.</w:t>
-      </w:r>
-    </w:p>
-    <w:p>
-      <w:pPr>
-        <w:pStyle w:val="ListParagraph"/>
-        <w:numPr>
-          <w:ilvl w:val="0"/>
-          <w:numId w:val="1"/>
-        </w:numPr>
-      </w:pPr>
-      <w:r>
-        <w:t xml:space="preserve">In an LinkedList, once the node position is </w:t>
-      </w:r>
-      <w:proofErr w:type="spellStart"/>
-      <w:r>
-        <w:t>know</w:t>
-      </w:r>
-      <w:proofErr w:type="spellEnd"/>
-      <w:r>
-        <w:t>, insertion and deletion are O(1) because only links need to be update.</w:t>
-      </w:r>
-    </w:p>
-    <w:p>
-      <w:r>
-        <w:t>For Memory  perspective. LinkedList consume more memory because each node stores reference to the previous and next nodes in addition to the actual data.</w:t>
-      </w:r>
-    </w:p>
-    <w:p>
-      <w:r>
-        <w:t xml:space="preserve">In  real-world enterprise application, I generally prefer the </w:t>
-      </w:r>
-      <w:proofErr w:type="spellStart"/>
-      <w:r>
-        <w:t>ArrayList</w:t>
-      </w:r>
-      <w:proofErr w:type="spellEnd"/>
-      <w:r>
-        <w:t xml:space="preserve"> because most of the use case are ready- heavy, iteration is faster due to better CPU cache locality, and overall performance is usually better than LinkedList despite the theoretical insertion advantage of LinkedList </w:t>
-      </w:r>
-    </w:p>
-    <w:p/>
-    <w:p/>
-    <w:p>
-      <w:r>
-        <w:t>Interview Answer:</w:t>
-      </w:r>
-    </w:p>
-    <w:p>
-      <w:r>
-        <w:t xml:space="preserve">Although the LinkedList </w:t>
-      </w:r>
-      <w:proofErr w:type="spellStart"/>
-      <w:r>
-        <w:t>offere</w:t>
-      </w:r>
-      <w:proofErr w:type="spellEnd"/>
-      <w:r>
-        <w:t xml:space="preserve"> o(1) insertion/ deletion at a know node, in practice we often spend o(n) time locating that node first. Combined with poor cache locality and higher memory overhead. </w:t>
-      </w:r>
-      <w:proofErr w:type="spellStart"/>
-      <w:r>
-        <w:t>ArrayList</w:t>
-      </w:r>
-      <w:proofErr w:type="spellEnd"/>
-      <w:r>
-        <w:t xml:space="preserve"> generally outperforms LinkedList in most of the business </w:t>
-      </w:r>
-      <w:r>
-        <w:lastRenderedPageBreak/>
-        <w:t xml:space="preserve">applications. That why </w:t>
-      </w:r>
-      <w:proofErr w:type="spellStart"/>
-      <w:r>
-        <w:t>ArrayList</w:t>
-      </w:r>
-      <w:proofErr w:type="spellEnd"/>
-      <w:r>
-        <w:t xml:space="preserve"> is usually the default choice unless there is specific requirement that benefits from a LinkedList structure.</w:t>
-      </w:r>
-    </w:p>
-    <w:p/>
-    <w:p>
-      <w:pPr>
-        <w:rPr>
-          <w:b/>
-          <w:bCs/>
-        </w:rPr>
-      </w:pPr>
-      <w:r>
-        <w:rPr>
-          <w:b/>
-          <w:bCs/>
-        </w:rPr>
-        <w:t xml:space="preserve">7. Difference between HashMap and </w:t>
-      </w:r>
-      <w:proofErr w:type="spellStart"/>
-      <w:r>
-        <w:rPr>
-          <w:b/>
-          <w:bCs/>
-        </w:rPr>
-        <w:t>ConcurrentHashMap</w:t>
-      </w:r>
-      <w:proofErr w:type="spellEnd"/>
-      <w:r>
-        <w:rPr>
-          <w:b/>
-          <w:bCs/>
-        </w:rPr>
-        <w:t>?</w:t>
-      </w:r>
-    </w:p>
-    <w:p>
-      <w:r>
-        <w:t xml:space="preserve">Both HashMap and </w:t>
-      </w:r>
-      <w:proofErr w:type="spellStart"/>
-      <w:r>
-        <w:t>ConcurrentHashMap</w:t>
-      </w:r>
-      <w:proofErr w:type="spellEnd"/>
-      <w:r>
-        <w:t xml:space="preserve"> store data as key-value pairs, but HashMap is not thread-safe whereas </w:t>
-      </w:r>
-      <w:proofErr w:type="spellStart"/>
-      <w:r>
-        <w:t>ConcurrentHashMap</w:t>
-      </w:r>
-      <w:proofErr w:type="spellEnd"/>
-      <w:r>
-        <w:t xml:space="preserve"> is thread-safe.</w:t>
-      </w:r>
-    </w:p>
-    <w:p>
-      <w:r>
-        <w:t>Key Differences:</w:t>
-      </w:r>
-    </w:p>
-    <w:p>
-      <w:pPr>
-        <w:pStyle w:val="ListParagraph"/>
-        <w:numPr>
-          <w:ilvl w:val="0"/>
-          <w:numId w:val="2"/>
-        </w:numPr>
-      </w:pPr>
-      <w:r>
-        <w:t>Thread safety:</w:t>
-      </w:r>
-    </w:p>
-    <w:p>
-      <w:pPr>
-        <w:pStyle w:val="ListParagraph"/>
-        <w:numPr>
-          <w:ilvl w:val="0"/>
-          <w:numId w:val="1"/>
-        </w:numPr>
-      </w:pPr>
-      <w:r>
-        <w:t>HashMap:</w:t>
-      </w:r>
-    </w:p>
-    <w:p>
-      <w:pPr>
-        <w:pStyle w:val="ListParagraph"/>
-        <w:numPr>
-          <w:ilvl w:val="0"/>
-          <w:numId w:val="1"/>
-        </w:numPr>
-      </w:pPr>
-      <w:r>
-        <w:t xml:space="preserve"> Not thread-safe</w:t>
-      </w:r>
-    </w:p>
-    <w:p>
-      <w:pPr>
-        <w:pStyle w:val="ListParagraph"/>
-        <w:numPr>
-          <w:ilvl w:val="0"/>
-          <w:numId w:val="1"/>
-        </w:numPr>
-      </w:pPr>
-      <w:proofErr w:type="spellStart"/>
-      <w:r>
-        <w:t>Mutiple</w:t>
-      </w:r>
-      <w:proofErr w:type="spellEnd"/>
-      <w:r>
-        <w:t xml:space="preserve"> threads modifying it simultaneously can cause inconsistent data.</w:t>
-      </w:r>
-    </w:p>
-    <w:p>
-      <w:pPr>
-        <w:pStyle w:val="ListParagraph"/>
-      </w:pPr>
-    </w:p>
-    <w:p>
-      <w:pPr>
-        <w:pStyle w:val="ListParagraph"/>
-      </w:pPr>
-      <w:proofErr w:type="spellStart"/>
-      <w:r>
-        <w:t>ConcurrentHashMap</w:t>
-      </w:r>
-      <w:proofErr w:type="spellEnd"/>
-      <w:r>
-        <w:t>:</w:t>
+        <w:t>Mutiple threads modifying it simultaneously can cause inconsistent data.</w:t>
+      </w:r>
+    </w:p>
+    <w:p>
+      <w:pPr>
+        <w:pStyle w:val="ListParagraph"/>
+      </w:pPr>
+    </w:p>
+    <w:p>
+      <w:pPr>
+        <w:pStyle w:val="ListParagraph"/>
+      </w:pPr>
+      <w:r>
+        <w:t>ConcurrentHashMap:</w:t>
       </w:r>
     </w:p>
     <w:p>
@@ -951,13 +716,8 @@
       <w:pPr>
         <w:pStyle w:val="ListParagraph"/>
       </w:pPr>
-      <w:proofErr w:type="spellStart"/>
-      <w:r>
-        <w:t>ConcurrentHashMap</w:t>
-      </w:r>
-      <w:proofErr w:type="spellEnd"/>
-      <w:r>
-        <w:t xml:space="preserve">: is optimized for multi-threaded environments using fine-grained locking and CAS operations, allowing multiple thread to access the map concurrently. </w:t>
+      <w:r>
+        <w:t xml:space="preserve">ConcurrentHashMap: is optimized for multi-threaded environments using fine-grained locking and CAS operations, allowing multiple thread to access the map concurrently. </w:t>
       </w:r>
     </w:p>
     <w:p>
@@ -972,44 +732,12 @@
     </w:p>
     <w:p>
       <w:r>
-        <w:t xml:space="preserve">HashMap: internally uses an array of buckets. When a key values pair is inserted HashMap calculates the key’s </w:t>
-      </w:r>
-      <w:proofErr w:type="spellStart"/>
-      <w:r>
-        <w:t>hashcode</w:t>
-      </w:r>
-      <w:proofErr w:type="spellEnd"/>
-      <w:r>
-        <w:t xml:space="preserve"> </w:t>
-      </w:r>
-      <w:r>
-        <w:t>.</w:t>
-      </w:r>
-    </w:p>
-    <w:p>
-      <w:proofErr w:type="spellStart"/>
-      <w:r>
-        <w:t>HaspMap</w:t>
-      </w:r>
-      <w:proofErr w:type="spellEnd"/>
-      <w:r>
-        <w:t xml:space="preserve"> first obtains the key’s </w:t>
-      </w:r>
-      <w:proofErr w:type="spellStart"/>
-      <w:r>
-        <w:t>hashCode</w:t>
-      </w:r>
-      <w:proofErr w:type="spellEnd"/>
-      <w:r>
-        <w:t xml:space="preserve">. It then applies a hash-spreading function by XORing the hash with its unsigned right-shifted value by 16 bits. This improves bucket distribution and minimizes collisions. After that, </w:t>
-      </w:r>
-      <w:proofErr w:type="spellStart"/>
-      <w:r>
-        <w:t>hashMap</w:t>
-      </w:r>
-      <w:proofErr w:type="spellEnd"/>
-      <w:r>
-        <w:t xml:space="preserve"> calculates the bucket index using (Capacity -1 ) &amp; hash, Which is more efficient than using modulo because the capacity is always a power of two. </w:t>
+        <w:t>HashMap: internally uses an array of buckets. When a key values pair is inserted HashMap calculates the key’s hashcode .</w:t>
+      </w:r>
+    </w:p>
+    <w:p>
+      <w:r>
+        <w:t xml:space="preserve">HaspMap first obtains the key’s hashCode. It then applies a hash-spreading function by XORing the hash with its unsigned right-shifted value by 16 bits. This improves bucket distribution and minimizes collisions. After that, hashMap calculates the bucket index using (Capacity -1 ) &amp; hash, Which is more efficient than using modulo because the capacity is always a power of two. </w:t>
       </w:r>
       <w:r>
         <w:br/>
@@ -1020,15 +748,7 @@
     </w:p>
     <w:p>
       <w:r>
-        <w:t xml:space="preserve">9. Difference between HashMap and </w:t>
-      </w:r>
-      <w:proofErr w:type="spellStart"/>
-      <w:r>
-        <w:t>Hashtable</w:t>
-      </w:r>
-      <w:proofErr w:type="spellEnd"/>
-      <w:r>
-        <w:t>?</w:t>
+        <w:t>9. Difference between HashMap and Hashtable?</w:t>
       </w:r>
     </w:p>
     <w:p>
@@ -1074,15 +794,7 @@
     </w:p>
     <w:p>
       <w:r>
-        <w:t xml:space="preserve">18. Difference between synchronized and </w:t>
-      </w:r>
-      <w:proofErr w:type="spellStart"/>
-      <w:r>
-        <w:t>ReentrantLock</w:t>
-      </w:r>
-      <w:proofErr w:type="spellEnd"/>
-      <w:r>
-        <w:t>?</w:t>
+        <w:t>18. Difference between synchronized and ReentrantLock?</w:t>
       </w:r>
     </w:p>
     <w:p>
@@ -1097,15 +809,7 @@
     </w:p>
     <w:p>
       <w:r>
-        <w:t xml:space="preserve">21. What is java 8 Lambda </w:t>
-      </w:r>
-      <w:proofErr w:type="spellStart"/>
-      <w:r>
-        <w:t>Experssions</w:t>
-      </w:r>
-      <w:proofErr w:type="spellEnd"/>
-      <w:r>
-        <w:t xml:space="preserve"> ?</w:t>
+        <w:t>21. What is java 8 Lambda Experssions ?</w:t>
       </w:r>
     </w:p>
     <w:p>
@@ -1120,15 +824,7 @@
     </w:p>
     <w:p>
       <w:r>
-        <w:t xml:space="preserve">24. Difference between map() and </w:t>
-      </w:r>
-      <w:proofErr w:type="spellStart"/>
-      <w:r>
-        <w:t>flatMap</w:t>
-      </w:r>
-      <w:proofErr w:type="spellEnd"/>
-      <w:r>
-        <w:t>()?</w:t>
+        <w:t>24. Difference between map() and flatMap()?</w:t>
       </w:r>
     </w:p>
     <w:p>
@@ -1148,23 +844,7 @@
     </w:p>
     <w:p>
       <w:r>
-        <w:t xml:space="preserve">28. What is the difference between </w:t>
-      </w:r>
-      <w:proofErr w:type="spellStart"/>
-      <w:r>
-        <w:t>ClassNotFoundException</w:t>
-      </w:r>
-      <w:proofErr w:type="spellEnd"/>
-      <w:r>
-        <w:t xml:space="preserve"> and </w:t>
-      </w:r>
-      <w:proofErr w:type="spellStart"/>
-      <w:r>
-        <w:t>NoClassDefFoundError</w:t>
-      </w:r>
-      <w:proofErr w:type="spellEnd"/>
-      <w:r>
-        <w:t>?</w:t>
+        <w:t>28. What is the difference between ClassNotFoundException and NoClassDefFoundError?</w:t>
       </w:r>
     </w:p>
     <w:p/>
@@ -1190,15 +870,7 @@
     </w:p>
     <w:p>
       <w:r>
-        <w:t xml:space="preserve">@Transactional is a declarative </w:t>
-      </w:r>
-      <w:proofErr w:type="spellStart"/>
-      <w:r>
-        <w:t>transation</w:t>
-      </w:r>
-      <w:proofErr w:type="spellEnd"/>
-      <w:r>
-        <w:t xml:space="preserve"> management mechanism provided by Spring. It Create a transactional boundary around a method using AOP proxies. When the method is invoked through the spring proxy, Spring Starts a database transaction, executes the business logic and then either commits or rolls back the transaction depending on the outcome. </w:t>
+        <w:t xml:space="preserve">@Transactional is a declarative transition management mechanism provided by Spring. It Create a transactional boundary around a method using AOP proxies. When the method is invoked through the spring proxy, Spring Starts a database transaction, executes the business logic and then either commits or rolls back the transaction depending on the outcome. </w:t>
       </w:r>
     </w:p>
     <w:p>
@@ -1263,15 +935,7 @@
         </w:numPr>
       </w:pPr>
       <w:r>
-        <w:t xml:space="preserve">All repository/JPA operations participate in the same </w:t>
-      </w:r>
-      <w:proofErr w:type="spellStart"/>
-      <w:r>
-        <w:t>transcation</w:t>
-      </w:r>
-      <w:proofErr w:type="spellEnd"/>
-      <w:r>
-        <w:t xml:space="preserve">. </w:t>
+        <w:t xml:space="preserve">All repository/JPA operations participate in the same transcation. </w:t>
       </w:r>
     </w:p>
     <w:p>
@@ -1295,210 +959,22 @@
         </w:numPr>
       </w:pPr>
       <w:r>
-        <w:t xml:space="preserve">On </w:t>
-      </w:r>
-      <w:proofErr w:type="spellStart"/>
-      <w:r>
-        <w:t>Execptiom</w:t>
-      </w:r>
-      <w:proofErr w:type="spellEnd"/>
-      <w:r>
-        <w:t xml:space="preserve"> - &gt; </w:t>
-      </w:r>
-      <w:proofErr w:type="spellStart"/>
-      <w:r>
-        <w:t>RollBack</w:t>
-      </w:r>
-      <w:proofErr w:type="spellEnd"/>
+        <w:t xml:space="preserve">On Execptiom - &gt; RollBack </w:t>
+      </w:r>
+    </w:p>
+    <w:p>
+      <w:pPr>
+        <w:pStyle w:val="ListParagraph"/>
+      </w:pPr>
       <w:r>
         <w:t xml:space="preserve"> </w:t>
       </w:r>
     </w:p>
     <w:p>
-      <w:pPr>
-        <w:pStyle w:val="ListParagraph"/>
-      </w:pPr>
-      <w:r>
-        <w:t xml:space="preserve"> </w:t>
-      </w:r>
-    </w:p>
-    <w:p>
       <w:r>
         <w:t>Follow up :</w:t>
       </w:r>
     </w:p>
-    <w:p>
-      <w:r>
-        <w:t>Why doesn’t @Transactional work in self-invocation?</w:t>
-      </w:r>
-    </w:p>
-    <w:p>
-      <w:r>
-        <w:t>Ans)</w:t>
-      </w:r>
-    </w:p>
-    <w:p>
-      <w:pPr>
-        <w:pStyle w:val="ListParagraph"/>
-        <w:numPr>
-          <w:ilvl w:val="0"/>
-          <w:numId w:val="1"/>
-        </w:numPr>
-      </w:pPr>
-      <w:proofErr w:type="spellStart"/>
-      <w:r>
-        <w:t>MethodA</w:t>
-      </w:r>
-      <w:proofErr w:type="spellEnd"/>
-      <w:r>
-        <w:t xml:space="preserve">() calls </w:t>
-      </w:r>
-      <w:proofErr w:type="spellStart"/>
-      <w:r>
-        <w:t>MethodB</w:t>
-      </w:r>
-      <w:proofErr w:type="spellEnd"/>
-      <w:r>
-        <w:t>() directly.</w:t>
-      </w:r>
-    </w:p>
-    <w:p>
-      <w:pPr>
-        <w:pStyle w:val="ListParagraph"/>
-        <w:numPr>
-          <w:ilvl w:val="0"/>
-          <w:numId w:val="1"/>
-        </w:numPr>
-      </w:pPr>
-      <w:r>
-        <w:t>The call never goes through Spring’s Proxy.</w:t>
-      </w:r>
-    </w:p>
-    <w:p>
-      <w:pPr>
-        <w:pStyle w:val="ListParagraph"/>
-        <w:numPr>
-          <w:ilvl w:val="0"/>
-          <w:numId w:val="1"/>
-        </w:numPr>
-      </w:pPr>
-      <w:r>
-        <w:t>Therefore transaction interception never happens.</w:t>
-      </w:r>
-    </w:p>
-    <w:p>
-      <w:r>
-        <w:t>Q)</w:t>
-      </w:r>
-      <w:r>
-        <w:t xml:space="preserve">What </w:t>
-      </w:r>
-      <w:proofErr w:type="spellStart"/>
-      <w:r>
-        <w:t>execption</w:t>
-      </w:r>
-      <w:proofErr w:type="spellEnd"/>
-      <w:r>
-        <w:t xml:space="preserve"> type triggers rollback?</w:t>
-      </w:r>
-    </w:p>
-    <w:p>
-      <w:r>
-        <w:t>Default rollback:</w:t>
-      </w:r>
-    </w:p>
-    <w:p>
-      <w:proofErr w:type="spellStart"/>
-      <w:r>
-        <w:t>RuntimeException</w:t>
-      </w:r>
-      <w:proofErr w:type="spellEnd"/>
-    </w:p>
-    <w:p>
-      <w:r>
-        <w:t xml:space="preserve">Error </w:t>
-      </w:r>
-    </w:p>
-    <w:p>
-      <w:r>
-        <w:t>Not rolled back:</w:t>
-      </w:r>
-    </w:p>
-    <w:p>
-      <w:r>
-        <w:t xml:space="preserve">Exception, </w:t>
-      </w:r>
-      <w:proofErr w:type="spellStart"/>
-      <w:r>
-        <w:t>IOException</w:t>
-      </w:r>
-      <w:proofErr w:type="spellEnd"/>
-      <w:r>
-        <w:t xml:space="preserve">, </w:t>
-      </w:r>
-      <w:proofErr w:type="spellStart"/>
-      <w:r>
-        <w:t>SQLException</w:t>
-      </w:r>
-      <w:proofErr w:type="spellEnd"/>
-      <w:r>
-        <w:t>.</w:t>
-      </w:r>
-    </w:p>
-    <w:p>
-      <w:r>
-        <w:t>What Transaction managers have you used?</w:t>
-      </w:r>
-    </w:p>
-    <w:p>
-      <w:r>
-        <w:t xml:space="preserve">Ans).  </w:t>
-      </w:r>
-      <w:proofErr w:type="spellStart"/>
-      <w:r>
-        <w:t>JpaTransactionManager</w:t>
-      </w:r>
-      <w:proofErr w:type="spellEnd"/>
-      <w:r>
-        <w:t xml:space="preserve"> (most common)</w:t>
-      </w:r>
-    </w:p>
-    <w:p>
-      <w:pPr>
-        <w:pStyle w:val="ListParagraph"/>
-        <w:numPr>
-          <w:ilvl w:val="0"/>
-          <w:numId w:val="1"/>
-        </w:numPr>
-      </w:pPr>
-      <w:proofErr w:type="spellStart"/>
-      <w:r>
-        <w:t>DataSourceTransactionManager</w:t>
-      </w:r>
-      <w:proofErr w:type="spellEnd"/>
-      <w:r>
-        <w:t>.</w:t>
-      </w:r>
-    </w:p>
-    <w:p>
-      <w:pPr>
-        <w:pStyle w:val="ListParagraph"/>
-        <w:numPr>
-          <w:ilvl w:val="0"/>
-          <w:numId w:val="1"/>
-        </w:numPr>
-      </w:pPr>
-      <w:proofErr w:type="spellStart"/>
-      <w:r>
-        <w:lastRenderedPageBreak/>
-        <w:t>JtaTransactionManager</w:t>
-      </w:r>
-      <w:proofErr w:type="spellEnd"/>
-      <w:r>
-        <w:t xml:space="preserve"> (distributed transaction) </w:t>
-      </w:r>
-    </w:p>
-    <w:p/>
     <w:p>
       <w:pPr>
         <w:rPr>
@@ -1511,7 +987,78 @@
           <w:b/>
           <w:bCs/>
         </w:rPr>
-        <w:t>Why doe’s not @Transactional work on private method?</w:t>
+        <w:t>Why doesn’t @Transactional work in self-invocation?</w:t>
+      </w:r>
+    </w:p>
+    <w:p>
+      <w:r>
+        <w:t>Ans)</w:t>
+      </w:r>
+    </w:p>
+    <w:p>
+      <w:pPr>
+        <w:pStyle w:val="ListParagraph"/>
+        <w:numPr>
+          <w:ilvl w:val="0"/>
+          <w:numId w:val="1"/>
+        </w:numPr>
+      </w:pPr>
+      <w:r>
+        <w:t>MethodA() calls MethodB() directly.</w:t>
+      </w:r>
+    </w:p>
+    <w:p>
+      <w:pPr>
+        <w:pStyle w:val="ListParagraph"/>
+        <w:numPr>
+          <w:ilvl w:val="0"/>
+          <w:numId w:val="1"/>
+        </w:numPr>
+      </w:pPr>
+      <w:r>
+        <w:t>The call never goes through Spring’s Proxy.</w:t>
+      </w:r>
+    </w:p>
+    <w:p>
+      <w:pPr>
+        <w:pStyle w:val="ListParagraph"/>
+        <w:numPr>
+          <w:ilvl w:val="0"/>
+          <w:numId w:val="1"/>
+        </w:numPr>
+      </w:pPr>
+      <w:r>
+        <w:t>Therefore transaction interception never happens.</w:t>
+      </w:r>
+    </w:p>
+    <w:p>
+      <w:r>
+        <w:t>Q)What execption type triggers rollback?</w:t>
+      </w:r>
+    </w:p>
+    <w:p>
+      <w:r>
+        <w:t>Default rollback:</w:t>
+      </w:r>
+    </w:p>
+    <w:p>
+      <w:r>
+        <w:t>RuntimeException</w:t>
+      </w:r>
+    </w:p>
+    <w:p>
+      <w:r>
+        <w:t xml:space="preserve">Error </w:t>
+      </w:r>
+    </w:p>
+    <w:p>
+      <w:r>
+        <w:t>Not rolled back:</w:t>
+      </w:r>
+    </w:p>
+    <w:p>
+      <w:r>
+        <w:t xml:space="preserve">Exception, IOException, SQLException. </w:t>
       </w:r>
     </w:p>
     <w:p>
@@ -1521,6 +1068,67 @@
           <w:bCs/>
         </w:rPr>
       </w:pPr>
+      <w:r>
+        <w:rPr>
+          <w:b/>
+          <w:bCs/>
+        </w:rPr>
+        <w:t>What Transaction managers have you used?</w:t>
+      </w:r>
+    </w:p>
+    <w:p>
+      <w:r>
+        <w:t>Ans).  JpaTransactionManager (most common)</w:t>
+      </w:r>
+    </w:p>
+    <w:p>
+      <w:pPr>
+        <w:pStyle w:val="ListParagraph"/>
+        <w:numPr>
+          <w:ilvl w:val="0"/>
+          <w:numId w:val="1"/>
+        </w:numPr>
+      </w:pPr>
+      <w:r>
+        <w:t>DataSourceTransactionManager.</w:t>
+      </w:r>
+    </w:p>
+    <w:p>
+      <w:pPr>
+        <w:pStyle w:val="ListParagraph"/>
+        <w:numPr>
+          <w:ilvl w:val="0"/>
+          <w:numId w:val="1"/>
+        </w:numPr>
+      </w:pPr>
+      <w:r>
+        <w:lastRenderedPageBreak/>
+        <w:t xml:space="preserve">JtaTransactionManager (distributed transaction) </w:t>
+      </w:r>
+    </w:p>
+    <w:p/>
+    <w:p>
+      <w:pPr>
+        <w:rPr>
+          <w:b/>
+          <w:bCs/>
+        </w:rPr>
+      </w:pPr>
+      <w:r>
+        <w:rPr>
+          <w:b/>
+          <w:bCs/>
+        </w:rPr>
+        <w:t>Why doe’s not @Transactional work on private method?</w:t>
+      </w:r>
+    </w:p>
+    <w:p>
+      <w:pPr>
+        <w:rPr>
+          <w:b/>
+          <w:bCs/>
+        </w:rPr>
+      </w:pPr>
     </w:p>
     <w:p>
       <w:r>
@@ -1537,21 +1145,378 @@
         </w:numPr>
       </w:pPr>
       <w:r>
-        <w:t xml:space="preserve">@Transactional is implemented using Spring AOP Proxies. A Proxy can only intercept method calls that pass through it. Private methods cannot be overridden or intercepted by the proxy, so Spring cannot create a transactional boundary around them. That’s why @Transactional should generally be placed on public service -layer methods. Even public method can lose transactional behavior if </w:t>
-      </w:r>
-      <w:proofErr w:type="spellStart"/>
-      <w:r>
-        <w:t>they’s</w:t>
-      </w:r>
-      <w:proofErr w:type="spellEnd"/>
-      <w:r>
-        <w:t xml:space="preserve"> invoked directly from the same class because the proxy; is bypassed. </w:t>
+        <w:t xml:space="preserve">@Transactional is implemented using Spring AOP Proxies. A Proxy can only intercept method calls that pass through it. Private methods cannot be overridden or intercepted by the proxy, so Spring cannot create a transactional boundary around them. That’s why @Transactional should generally be placed on public service -layer methods. Even public method can lose transactional behavior if they’s invoked directly from the same class because the proxy; is bypassed. </w:t>
       </w:r>
     </w:p>
     <w:p/>
     <w:p>
       <w:r>
+        <w:t>Kafka :</w:t>
+      </w:r>
+    </w:p>
+    <w:p>
+      <w:pPr>
+        <w:rPr>
+          <w:b/>
+          <w:bCs/>
+        </w:rPr>
+      </w:pPr>
+      <w:r>
+        <w:rPr>
+          <w:b/>
+          <w:bCs/>
+        </w:rPr>
         <w:t>How can we do both batch processing and the real time data without duplicating or overriding the values?</w:t>
+      </w:r>
+    </w:p>
+    <w:p/>
+    <w:p>
+      <w:r>
+        <w:t>I would solve this by implementing idempotent processing, unique business keys, version/timestamp-based conflict resolution, and watermark-based incremental batch processing. Real-time events and batch jobs should never perform blind inserts or updates. Instead, they should use upsert semantics and maintain a single source of truth to guarantee data consistency, prevent duplicates, and avoid overwriting newer data with stale records.</w:t>
+      </w:r>
+    </w:p>
+    <w:p/>
+    <w:p>
+      <w:r>
+        <w:t xml:space="preserve">  What is idempotency and why is it important? </w:t>
+      </w:r>
+    </w:p>
+    <w:p/>
+    <w:p>
+      <w:r>
+        <w:t>Idempotency means that processing the same request or event multiple times produces the same result as processing it once.</w:t>
+      </w:r>
+    </w:p>
+    <w:p>
+      <w:r>
+        <w:lastRenderedPageBreak/>
+        <w:t>For example, if Kafka delivers the same payment event twice, the payment should still be processed only once.</w:t>
+      </w:r>
+    </w:p>
+    <w:p/>
+    <w:p>
+      <w:r>
+        <w:t>public void processPayment(PaymentEvent event) {</w:t>
+      </w:r>
+    </w:p>
+    <w:p>
+      <w:r>
+        <w:t>    if(processedEvents.existsById(event.getEventId())) {</w:t>
+      </w:r>
+    </w:p>
+    <w:p>
+      <w:r>
+        <w:t>        return;</w:t>
+      </w:r>
+    </w:p>
+    <w:p>
+      <w:r>
+        <w:t>    }</w:t>
+      </w:r>
+    </w:p>
+    <w:p>
+      <w:r>
+        <w:t>    paymentRepository.save(event.toPayment());</w:t>
+      </w:r>
+    </w:p>
+    <w:p>
+      <w:r>
+        <w:t>    processedEvents.save(event.getEventId());</w:t>
+      </w:r>
+    </w:p>
+    <w:p>
+      <w:r>
+        <w:t>}</w:t>
+      </w:r>
+    </w:p>
+    <w:p/>
+    <w:p>
+      <w:r>
+        <w:t>Senior developer answer:</w:t>
+      </w:r>
+    </w:p>
+    <w:p>
+      <w:r>
+        <w:t>In distributed systems, duplicate message delivery is inevitable. Idempotency ensures business consistency by guaranteeing that repeated processing does not alter the final state.</w:t>
+      </w:r>
+    </w:p>
+    <w:p/>
+    <w:p>
+      <w:r>
+        <w:t xml:space="preserve">  How do you handle duplicate Kafka messages? </w:t>
+      </w:r>
+    </w:p>
+    <w:p>
+      <w:r>
+        <w:t>Answer:</w:t>
+      </w:r>
+    </w:p>
+    <w:p>
+      <w:pPr>
+        <w:pStyle w:val="ListParagraph"/>
+        <w:numPr>
+          <w:ilvl w:val="0"/>
+          <w:numId w:val="4"/>
+        </w:numPr>
+      </w:pPr>
+      <w:r>
+        <w:t>I use multiple protection Layers:</w:t>
+      </w:r>
+    </w:p>
+    <w:p>
+      <w:pPr>
+        <w:pStyle w:val="ListParagraph"/>
+        <w:numPr>
+          <w:ilvl w:val="0"/>
+          <w:numId w:val="4"/>
+        </w:numPr>
+      </w:pPr>
+      <w:r>
+        <w:t>Layer 1: Idempotency Key (eventId, transactionId, orderId)</w:t>
+      </w:r>
+    </w:p>
+    <w:p>
+      <w:pPr>
+        <w:pStyle w:val="ListParagraph"/>
+        <w:numPr>
+          <w:ilvl w:val="0"/>
+          <w:numId w:val="4"/>
+        </w:numPr>
+      </w:pPr>
+      <w:r>
+        <w:t>Layer 2: Database Constraints.</w:t>
+      </w:r>
+    </w:p>
+    <w:p>
+      <w:pPr>
+        <w:pStyle w:val="ListParagraph"/>
+        <w:numPr>
+          <w:ilvl w:val="0"/>
+          <w:numId w:val="4"/>
+        </w:numPr>
+      </w:pPr>
+      <w:r>
+        <w:t>Layer 3: Kafka Exactly- Once (When Required) – enable.idempotence =true</w:t>
+      </w:r>
+    </w:p>
+    <w:p>
+      <w:pPr>
+        <w:pStyle w:val="ListParagraph"/>
+        <w:numPr>
+          <w:ilvl w:val="0"/>
+          <w:numId w:val="4"/>
+        </w:numPr>
+      </w:pPr>
+      <w:r>
+        <w:t>Layer 4: INSERT INTO orders(…) ON CONFLICT (order_id) DO UPATE;</w:t>
+      </w:r>
+    </w:p>
+    <w:p>
+      <w:pPr>
+        <w:pStyle w:val="ListParagraph"/>
+      </w:pPr>
+      <w:r>
+        <w:t xml:space="preserve"> </w:t>
+      </w:r>
+    </w:p>
+    <w:p>
+      <w:r>
+        <w:t xml:space="preserve">  Explain exactly-once vs at-least-once processing. </w:t>
+      </w:r>
+    </w:p>
+    <w:p>
+      <w:r>
+        <w:t xml:space="preserve">  How would you resolve conflicts between batch and streaming updates? </w:t>
+      </w:r>
+    </w:p>
+    <w:p>
+      <w:r>
+        <w:t xml:space="preserve">  How do you implement optimistic locking in Spring Boot? </w:t>
+      </w:r>
+    </w:p>
+    <w:p>
+      <w:r>
+        <w:t>  What happens when Kafka consumer crashes?</w:t>
+      </w:r>
+    </w:p>
+    <w:p>
+      <w:pPr>
+        <w:tabs>
+          <w:tab w:val="right" w:pos="9360"/>
+        </w:tabs>
+      </w:pPr>
+      <w:r>
+        <w:lastRenderedPageBreak/>
+        <w:t>Scenario:</w:t>
+      </w:r>
+      <w:r>
+        <w:tab/>
+      </w:r>
+    </w:p>
+    <w:p>
+      <w:r>
+        <w:t xml:space="preserve">Consumer reads message -&gt; processes message -&gt; Crashes before offset commit. </w:t>
+      </w:r>
+      <w:r>
+        <w:t xml:space="preserve"> </w:t>
+      </w:r>
+    </w:p>
+    <w:p>
+      <w:r>
+        <w:t>Senior level Statement:</w:t>
+      </w:r>
+    </w:p>
+    <w:p>
+      <w:r>
+        <w:t xml:space="preserve">Kafka prioritizes reliability over uniqueness. After consumer failure, reprocessing is expected behavior and should be handle by the application. </w:t>
+      </w:r>
+    </w:p>
+    <w:p>
+      <w:r>
+        <w:t xml:space="preserve">  How do you scale Kafka consumers? </w:t>
+      </w:r>
+    </w:p>
+    <w:p>
+      <w:r>
+        <w:t xml:space="preserve">Add Partitions </w:t>
+      </w:r>
+    </w:p>
+    <w:p>
+      <w:r>
+        <w:t>Topic</w:t>
+      </w:r>
+    </w:p>
+    <w:p>
+      <w:r>
+        <w:t> </w:t>
+      </w:r>
+      <w:r>
+        <w:rPr>
+          <w:rFonts w:ascii="MS Gothic" w:eastAsia="MS Gothic" w:hAnsi="MS Gothic" w:cs="MS Gothic" w:hint="eastAsia"/>
+        </w:rPr>
+        <w:t>├</w:t>
+      </w:r>
+      <w:r>
+        <w:rPr>
+          <w:rFonts w:ascii="Aptos" w:hAnsi="Aptos" w:cs="Aptos"/>
+        </w:rPr>
+        <w:t>─</w:t>
+      </w:r>
+      <w:r>
+        <w:t xml:space="preserve"> Partition 1</w:t>
+      </w:r>
+    </w:p>
+    <w:p>
+      <w:r>
+        <w:t> </w:t>
+      </w:r>
+      <w:r>
+        <w:rPr>
+          <w:rFonts w:ascii="MS Gothic" w:eastAsia="MS Gothic" w:hAnsi="MS Gothic" w:cs="MS Gothic" w:hint="eastAsia"/>
+        </w:rPr>
+        <w:t>├</w:t>
+      </w:r>
+      <w:r>
+        <w:rPr>
+          <w:rFonts w:ascii="Aptos" w:hAnsi="Aptos" w:cs="Aptos"/>
+        </w:rPr>
+        <w:t>─</w:t>
+      </w:r>
+      <w:r>
+        <w:t xml:space="preserve"> Partition 2</w:t>
+      </w:r>
+    </w:p>
+    <w:p>
+      <w:r>
+        <w:t> </w:t>
+      </w:r>
+      <w:r>
+        <w:rPr>
+          <w:rFonts w:ascii="MS Gothic" w:eastAsia="MS Gothic" w:hAnsi="MS Gothic" w:cs="MS Gothic" w:hint="eastAsia"/>
+        </w:rPr>
+        <w:t>├</w:t>
+      </w:r>
+      <w:r>
+        <w:rPr>
+          <w:rFonts w:ascii="Aptos" w:hAnsi="Aptos" w:cs="Aptos"/>
+        </w:rPr>
+        <w:t>─</w:t>
+      </w:r>
+      <w:r>
+        <w:t xml:space="preserve"> Partition 3</w:t>
+      </w:r>
+    </w:p>
+    <w:p>
+      <w:r>
+        <w:t> └─ Partition 4</w:t>
+      </w:r>
+    </w:p>
+    <w:p>
+      <w:r>
+        <w:t>Add Consumers:</w:t>
+      </w:r>
+    </w:p>
+    <w:p>
+      <w:r>
+        <w:t>Consumer Group</w:t>
+      </w:r>
+    </w:p>
+    <w:p>
+      <w:r>
+        <w:t>Consumer-1 → P1,P2</w:t>
+      </w:r>
+    </w:p>
+    <w:p>
+      <w:r>
+        <w:t>Consumer-2 → P3,P4</w:t>
+      </w:r>
+    </w:p>
+    <w:p>
+      <w:r>
+        <w:t>Rules: maximum parallelism , Partitions  &gt;= Consumers</w:t>
+      </w:r>
+    </w:p>
+    <w:p>
+      <w:r>
+        <w:t>Example : 10 partitions , 5 consumers</w:t>
+      </w:r>
+    </w:p>
+    <w:p>
+      <w:r>
+        <w:t>Senior Level: Consumer scalability is achieved primarily through partitioning. The number of active consumers cannot exceed the number of Paratitions.</w:t>
+      </w:r>
+    </w:p>
+    <w:p/>
+    <w:p>
+      <w:r>
+        <w:t xml:space="preserve">  What are watermarks and checkpoints? </w:t>
+      </w:r>
+    </w:p>
+    <w:p>
+      <w:r>
+        <w:t xml:space="preserve">  How do you ensure data consistency in distributed systems? </w:t>
+      </w:r>
+    </w:p>
+    <w:p>
+      <w:r>
+        <w:t xml:space="preserve">  Design a system that processes </w:t>
+      </w:r>
+      <w:r>
+        <w:rPr>
+          <w:b/>
+          <w:bCs/>
+        </w:rPr>
+        <w:t>1 million events per minute</w:t>
+      </w:r>
+      <w:r>
+        <w:t xml:space="preserve"> with both batch and real-time workloads.</w:t>
+      </w:r>
+    </w:p>
+    <w:p/>
+    <w:p>
+      <w:r>
+        <w:lastRenderedPageBreak/>
+        <w:t xml:space="preserve">For processing one million events per minute, I would use kafka as the ingestion layer, Spring Boot Consumer for real-time processing, spark for batch analytics, and a scalable database such as Cassandra. The design would rely on partition-based scaling, idempotent consumers, retry/DLQ mechanisms, checkpointing, and event versioning to guarantee consistency between streaming and batch workload while maintaining high throughput and fault tolerance.  </w:t>
       </w:r>
     </w:p>
     <w:p/>
@@ -1682,6 +1647,119 @@
     </w:lvl>
   </w:abstractNum>
   <w:abstractNum w:abstractNumId="1" w15:restartNumberingAfterBreak="0">
+    <w:nsid w:val="45144964"/>
+    <w:multiLevelType w:val="hybridMultilevel"/>
+    <w:tmpl w:val="D3F266F6"/>
+    <w:lvl w:ilvl="0" w:tplc="6FACAA32">
+      <w:start w:val="17"/>
+      <w:numFmt w:val="bullet"/>
+      <w:lvlText w:val=""/>
+      <w:lvlJc w:val="left"/>
+      <w:pPr>
+        <w:ind w:left="720" w:hanging="360"/>
+      </w:pPr>
+      <w:rPr>
+        <w:rFonts w:ascii="Wingdings" w:eastAsiaTheme="minorHAnsi" w:hAnsi="Wingdings" w:cstheme="minorBidi" w:hint="default"/>
+      </w:rPr>
+    </w:lvl>
+    <w:lvl w:ilvl="1" w:tplc="04090003" w:tentative="1">
+      <w:start w:val="1"/>
+      <w:numFmt w:val="bullet"/>
+      <w:lvlText w:val="o"/>
+      <w:lvlJc w:val="left"/>
+      <w:pPr>
+        <w:ind w:left="1440" w:hanging="360"/>
+      </w:pPr>
+      <w:rPr>
+        <w:rFonts w:ascii="Courier New" w:hAnsi="Courier New" w:cs="Courier New" w:hint="default"/>
+      </w:rPr>
+    </w:lvl>
+    <w:lvl w:ilvl="2" w:tplc="04090005" w:tentative="1">
+      <w:start w:val="1"/>
+      <w:numFmt w:val="bullet"/>
+      <w:lvlText w:val=""/>
+      <w:lvlJc w:val="left"/>
+      <w:pPr>
+        <w:ind w:left="2160" w:hanging="360"/>
+      </w:pPr>
+      <w:rPr>
+        <w:rFonts w:ascii="Wingdings" w:hAnsi="Wingdings" w:hint="default"/>
+      </w:rPr>
+    </w:lvl>
+    <w:lvl w:ilvl="3" w:tplc="04090001" w:tentative="1">
+      <w:start w:val="1"/>
+      <w:numFmt w:val="bullet"/>
+      <w:lvlText w:val=""/>
+      <w:lvlJc w:val="left"/>
+      <w:pPr>
+        <w:ind w:left="2880" w:hanging="360"/>
+      </w:pPr>
+      <w:rPr>
+        <w:rFonts w:ascii="Symbol" w:hAnsi="Symbol" w:hint="default"/>
+      </w:rPr>
+    </w:lvl>
+    <w:lvl w:ilvl="4" w:tplc="04090003" w:tentative="1">
+      <w:start w:val="1"/>
+      <w:numFmt w:val="bullet"/>
+      <w:lvlText w:val="o"/>
+      <w:lvlJc w:val="left"/>
+      <w:pPr>
+        <w:ind w:left="3600" w:hanging="360"/>
+      </w:pPr>
+      <w:rPr>
+        <w:rFonts w:ascii="Courier New" w:hAnsi="Courier New" w:cs="Courier New" w:hint="default"/>
+      </w:rPr>
+    </w:lvl>
+    <w:lvl w:ilvl="5" w:tplc="04090005" w:tentative="1">
+      <w:start w:val="1"/>
+      <w:numFmt w:val="bullet"/>
+      <w:lvlText w:val=""/>
+      <w:lvlJc w:val="left"/>
+      <w:pPr>
+        <w:ind w:left="4320" w:hanging="360"/>
+      </w:pPr>
+      <w:rPr>
+        <w:rFonts w:ascii="Wingdings" w:hAnsi="Wingdings" w:hint="default"/>
+      </w:rPr>
+    </w:lvl>
+    <w:lvl w:ilvl="6" w:tplc="04090001" w:tentative="1">
+      <w:start w:val="1"/>
+      <w:numFmt w:val="bullet"/>
+      <w:lvlText w:val=""/>
+      <w:lvlJc w:val="left"/>
+      <w:pPr>
+        <w:ind w:left="5040" w:hanging="360"/>
+      </w:pPr>
+      <w:rPr>
+        <w:rFonts w:ascii="Symbol" w:hAnsi="Symbol" w:hint="default"/>
+      </w:rPr>
+    </w:lvl>
+    <w:lvl w:ilvl="7" w:tplc="04090003" w:tentative="1">
+      <w:start w:val="1"/>
+      <w:numFmt w:val="bullet"/>
+      <w:lvlText w:val="o"/>
+      <w:lvlJc w:val="left"/>
+      <w:pPr>
+        <w:ind w:left="5760" w:hanging="360"/>
+      </w:pPr>
+      <w:rPr>
+        <w:rFonts w:ascii="Courier New" w:hAnsi="Courier New" w:cs="Courier New" w:hint="default"/>
+      </w:rPr>
+    </w:lvl>
+    <w:lvl w:ilvl="8" w:tplc="04090005" w:tentative="1">
+      <w:start w:val="1"/>
+      <w:numFmt w:val="bullet"/>
+      <w:lvlText w:val=""/>
+      <w:lvlJc w:val="left"/>
+      <w:pPr>
+        <w:ind w:left="6480" w:hanging="360"/>
+      </w:pPr>
+      <w:rPr>
+        <w:rFonts w:ascii="Wingdings" w:hAnsi="Wingdings" w:hint="default"/>
+      </w:rPr>
+    </w:lvl>
+  </w:abstractNum>
+  <w:abstractNum w:abstractNumId="2" w15:restartNumberingAfterBreak="0">
     <w:nsid w:val="4E4F5F8D"/>
     <w:multiLevelType w:val="hybridMultilevel"/>
     <w:tmpl w:val="FAC4F1EE"/>
@@ -1770,7 +1848,7 @@
       </w:pPr>
     </w:lvl>
   </w:abstractNum>
-  <w:abstractNum w:abstractNumId="2" w15:restartNumberingAfterBreak="0">
+  <w:abstractNum w:abstractNumId="3" w15:restartNumberingAfterBreak="0">
     <w:nsid w:val="6BDE6D83"/>
     <w:multiLevelType w:val="hybridMultilevel"/>
     <w:tmpl w:val="CB7C0F90"/>
@@ -1863,9 +1941,12 @@
     <w:abstractNumId w:val="0"/>
   </w:num>
   <w:num w:numId="2" w16cid:durableId="1513035656">
+    <w:abstractNumId w:val="3"/>
+  </w:num>
+  <w:num w:numId="3" w16cid:durableId="321281329">
     <w:abstractNumId w:val="2"/>
   </w:num>
-  <w:num w:numId="3" w16cid:durableId="321281329">
+  <w:num w:numId="4" w16cid:durableId="1164785131">
     <w:abstractNumId w:val="1"/>
   </w:num>
 </w:numbering>
@@ -2271,6 +2352,7 @@
   <w:style w:type="paragraph" w:default="1" w:styleId="Normal">
     <w:name w:val="Normal"/>
     <w:qFormat/>
+    <w:rsid w:val="009F757C"/>
   </w:style>
   <w:style w:type="paragraph" w:styleId="Heading1">
     <w:name w:val="heading 1"/>
@@ -2474,7 +2556,6 @@
   <w:style w:type="character" w:default="1" w:styleId="DefaultParagraphFont">
     <w:name w:val="Default Paragraph Font"/>
     <w:uiPriority w:val="1"/>
-    <w:semiHidden/>
     <w:unhideWhenUsed/>
   </w:style>
   <w:style w:type="table" w:default="1" w:styleId="TableNormal">
